--- a/Week5/project_description_week5.docx
+++ b/Week5/project_description_week5.docx
@@ -1091,7 +1091,396 @@
           <w:color w:val="2E75B6"/>
           <w:sz w:val="28"/>
         </w:rPr>
-        <w:t>三、 通路富集结果解读：生物学机制是什么？</w:t>
+        <w:t>三、 关于发现集对照基线（Contrast Baseline）与 logFC 方向的特别学术说明</w:t>
+      </w:r>
+    </w:p>
+    <w:p>
+      <w:pPr>
+        <w:spacing w:after="120" w:line="276" w:lineRule="auto"/>
+      </w:pPr>
+      <w:r>
+        <w:t xml:space="preserve">在阅读本手册的数据表和分析结果时，您和评审专家可能会注意到一个重要的数理特征：许多被筛选出的生存高危候选靶点（如 </w:t>
+      </w:r>
+      <w:r>
+        <w:rPr>
+          <w:rFonts w:ascii="Courier New" w:hAnsi="Courier New"/>
+          <w:color w:val="505050"/>
+          <w:sz w:val="19"/>
+        </w:rPr>
+        <w:t>IL1R2</w:t>
+      </w:r>
+      <w:r>
+        <w:t>、</w:t>
+      </w:r>
+      <w:r>
+        <w:rPr>
+          <w:rFonts w:ascii="Courier New" w:hAnsi="Courier New"/>
+          <w:color w:val="505050"/>
+          <w:sz w:val="19"/>
+        </w:rPr>
+        <w:t>VNN2</w:t>
+      </w:r>
+      <w:r>
+        <w:t>、</w:t>
+      </w:r>
+      <w:r>
+        <w:rPr>
+          <w:rFonts w:ascii="Courier New" w:hAnsi="Courier New"/>
+          <w:color w:val="505050"/>
+          <w:sz w:val="19"/>
+        </w:rPr>
+        <w:t>CXCR1</w:t>
+      </w:r>
+      <w:r>
+        <w:t>、</w:t>
+      </w:r>
+      <w:r>
+        <w:rPr>
+          <w:rFonts w:ascii="Courier New" w:hAnsi="Courier New"/>
+          <w:color w:val="505050"/>
+          <w:sz w:val="19"/>
+        </w:rPr>
+        <w:t>CXCR2</w:t>
+      </w:r>
+      <w:r>
+        <w:t>、</w:t>
+      </w:r>
+      <w:r>
+        <w:rPr>
+          <w:rFonts w:ascii="Courier New" w:hAnsi="Courier New"/>
+          <w:color w:val="505050"/>
+          <w:sz w:val="19"/>
+        </w:rPr>
+        <w:t>CD14</w:t>
+      </w:r>
+      <w:r>
+        <w:t xml:space="preserve"> 等），其在发现集中的表达差异倍数 </w:t>
+      </w:r>
+      <w:r>
+        <w:rPr>
+          <w:rFonts w:ascii="Courier New" w:hAnsi="Courier New"/>
+          <w:color w:val="505050"/>
+          <w:sz w:val="19"/>
+        </w:rPr>
+        <w:t>logFC_discovery</w:t>
+      </w:r>
+      <w:r>
+        <w:t xml:space="preserve"> 呈现负数（如 </w:t>
+      </w:r>
+      <w:r>
+        <w:rPr>
+          <w:rFonts w:ascii="Courier New" w:hAnsi="Courier New"/>
+          <w:color w:val="505050"/>
+          <w:sz w:val="19"/>
+        </w:rPr>
+        <w:t>IL1R2</w:t>
+      </w:r>
+      <w:r>
+        <w:t xml:space="preserve"> 为 -6.81，</w:t>
+      </w:r>
+      <w:r>
+        <w:rPr>
+          <w:rFonts w:ascii="Courier New" w:hAnsi="Courier New"/>
+          <w:color w:val="505050"/>
+          <w:sz w:val="19"/>
+        </w:rPr>
+        <w:t>VNN2</w:t>
+      </w:r>
+      <w:r>
+        <w:t xml:space="preserve"> 为 -5.77，</w:t>
+      </w:r>
+      <w:r>
+        <w:rPr>
+          <w:rFonts w:ascii="Courier New" w:hAnsi="Courier New"/>
+          <w:color w:val="505050"/>
+          <w:sz w:val="19"/>
+        </w:rPr>
+        <w:t>CXCR1</w:t>
+      </w:r>
+      <w:r>
+        <w:t xml:space="preserve"> 为 -8.04）。这意味着它们在 AML 患者中的整体表达量低于正常对照组。</w:t>
+      </w:r>
+    </w:p>
+    <w:p>
+      <w:pPr>
+        <w:spacing w:after="120" w:line="276" w:lineRule="auto"/>
+      </w:pPr>
+      <w:r>
+        <w:t>这并不是筛选错误，而是由于 bulk RNA-seq 测序在对照组选择上所引入的经典</w:t>
+      </w:r>
+      <w:r>
+        <w:rPr>
+          <w:b/>
+        </w:rPr>
+        <w:t>“细胞组分偏倚（Cell-type Composition Bias）”</w:t>
+      </w:r>
+      <w:r>
+        <w:t>，在学术层面具有极强的合理性：</w:t>
+      </w:r>
+    </w:p>
+    <w:p>
+      <w:pPr>
+        <w:spacing w:after="120" w:line="276" w:lineRule="auto"/>
+      </w:pPr>
+      <w:r>
+        <w:t xml:space="preserve">1. </w:t>
+      </w:r>
+      <w:r>
+        <w:rPr>
+          <w:b/>
+        </w:rPr>
+        <w:t>对照组基线的选择（GTEx Whole Blood）</w:t>
+      </w:r>
+      <w:r>
+        <w:t>：</w:t>
+      </w:r>
+    </w:p>
+    <w:p>
+      <w:pPr>
+        <w:spacing w:after="120" w:line="276" w:lineRule="auto"/>
+      </w:pPr>
+      <w:r>
+        <w:t xml:space="preserve">   发现集的正常对照组采用的是健康人的</w:t>
+      </w:r>
+      <w:r>
+        <w:rPr>
+          <w:b/>
+        </w:rPr>
+        <w:t>全血（Whole Blood）</w:t>
+      </w:r>
+      <w:r>
+        <w:t xml:space="preserve">。全血中绝大多数细胞是发育成熟的粒细胞（中性粒细胞等）和单核细胞。这些成熟髓系细胞天然地以极高的密度表达 </w:t>
+      </w:r>
+      <w:r>
+        <w:rPr>
+          <w:rFonts w:ascii="Courier New" w:hAnsi="Courier New"/>
+          <w:color w:val="505050"/>
+          <w:sz w:val="19"/>
+        </w:rPr>
+        <w:t>CD14</w:t>
+      </w:r>
+      <w:r>
+        <w:t>、</w:t>
+      </w:r>
+      <w:r>
+        <w:rPr>
+          <w:rFonts w:ascii="Courier New" w:hAnsi="Courier New"/>
+          <w:color w:val="505050"/>
+          <w:sz w:val="19"/>
+        </w:rPr>
+        <w:t>CXCR1</w:t>
+      </w:r>
+      <w:r>
+        <w:t>、</w:t>
+      </w:r>
+      <w:r>
+        <w:rPr>
+          <w:rFonts w:ascii="Courier New" w:hAnsi="Courier New"/>
+          <w:color w:val="505050"/>
+          <w:sz w:val="19"/>
+        </w:rPr>
+        <w:t>CXCR2</w:t>
+      </w:r>
+      <w:r>
+        <w:t>、</w:t>
+      </w:r>
+      <w:r>
+        <w:rPr>
+          <w:rFonts w:ascii="Courier New" w:hAnsi="Courier New"/>
+          <w:color w:val="505050"/>
+          <w:sz w:val="19"/>
+        </w:rPr>
+        <w:t>VNN2</w:t>
+      </w:r>
+      <w:r>
+        <w:t>、</w:t>
+      </w:r>
+      <w:r>
+        <w:rPr>
+          <w:rFonts w:ascii="Courier New" w:hAnsi="Courier New"/>
+          <w:color w:val="505050"/>
+          <w:sz w:val="19"/>
+        </w:rPr>
+        <w:t>IL1R2</w:t>
+      </w:r>
+      <w:r>
+        <w:t xml:space="preserve"> 等成熟分化标志物。</w:t>
+      </w:r>
+    </w:p>
+    <w:p>
+      <w:pPr>
+        <w:spacing w:after="120" w:line="276" w:lineRule="auto"/>
+      </w:pPr>
+      <w:r>
+        <w:t xml:space="preserve">2. </w:t>
+      </w:r>
+      <w:r>
+        <w:rPr>
+          <w:b/>
+        </w:rPr>
+        <w:t>白血病的病理特征（分化阻滞 Differentiation Block）</w:t>
+      </w:r>
+      <w:r>
+        <w:t>：</w:t>
+      </w:r>
+    </w:p>
+    <w:p>
+      <w:pPr>
+        <w:spacing w:after="120" w:line="276" w:lineRule="auto"/>
+      </w:pPr>
+      <w:r>
+        <w:t xml:space="preserve">   AML 患者的外周血和骨髓中充斥着大量未成熟的、恶性增殖的</w:t>
+      </w:r>
+      <w:r>
+        <w:rPr>
+          <w:b/>
+        </w:rPr>
+        <w:t>白血病原始细胞（Blasts）</w:t>
+      </w:r>
+      <w:r>
+        <w:t>。这些幼稚细胞缺乏向成熟白细胞分化的能力。因此，若直接将 AML 幼稚细胞与健康人高度成熟的白细胞进行 bulk 表达量对比，这些成熟标记物的 logFC 自然呈现出极大的负值（即在 AML 中显著“下调”）。</w:t>
+      </w:r>
+    </w:p>
+    <w:p>
+      <w:pPr>
+        <w:spacing w:after="120" w:line="276" w:lineRule="auto"/>
+      </w:pPr>
+      <w:r>
+        <w:t xml:space="preserve">3. </w:t>
+      </w:r>
+      <w:r>
+        <w:rPr>
+          <w:b/>
+        </w:rPr>
+        <w:t>为什么它们仍是高价值的预后高危标志物？</w:t>
+      </w:r>
+      <w:r/>
+    </w:p>
+    <w:p>
+      <w:pPr>
+        <w:spacing w:after="120" w:line="276" w:lineRule="auto"/>
+      </w:pPr>
+      <w:r>
+        <w:t xml:space="preserve">   虽然它们在 AML 中的整体均值低于正常成熟全血，但在 </w:t>
+      </w:r>
+      <w:r>
+        <w:rPr>
+          <w:b/>
+        </w:rPr>
+        <w:t>AML 患者群体内部</w:t>
+      </w:r>
+      <w:r>
+        <w:t>，不同患者的克隆分化程度和微环境状态存在巨大异质性。例如单核细胞型急性骨髓性白血病（M4/M5 亚型）或微环境中伴随大量免疫抑制性髓系浸润的患者，其体内这些标志物的相对表达水平会显著高于其他原始型（M0/M1/M2）白血病患者。生存分析表明，正是这部分表达相对“较高”的患者，其生存期极显著恶化（$\text{HR} &gt; 1.5, P &lt; 0.05$）。</w:t>
+      </w:r>
+    </w:p>
+    <w:p>
+      <w:pPr>
+        <w:spacing w:after="120" w:line="276" w:lineRule="auto"/>
+      </w:pPr>
+      <w:r>
+        <w:t xml:space="preserve">4. </w:t>
+      </w:r>
+      <w:r>
+        <w:rPr>
+          <w:b/>
+        </w:rPr>
+        <w:t>关于靶向安全窗（Therapeutic Window）的说明</w:t>
+      </w:r>
+      <w:r>
+        <w:t>：</w:t>
+      </w:r>
+    </w:p>
+    <w:p>
+      <w:pPr>
+        <w:spacing w:after="120" w:line="276" w:lineRule="auto"/>
+      </w:pPr>
+      <w:r>
+        <w:t xml:space="preserve">   虽然它们在正常成熟全血中表达很高，但在第三周的</w:t>
+      </w:r>
+      <w:r>
+        <w:rPr>
+          <w:b/>
+        </w:rPr>
+        <w:t>健康造血干/祖细胞（HSPC）</w:t>
+      </w:r>
+      <w:r>
+        <w:t xml:space="preserve">安全过滤中，它们在原始 HSPC 中的表达均值都极低（$\log_2$ 表达值低于 7.0 的安全线，如 </w:t>
+      </w:r>
+      <w:r>
+        <w:rPr>
+          <w:rFonts w:ascii="Courier New" w:hAnsi="Courier New"/>
+          <w:color w:val="505050"/>
+          <w:sz w:val="19"/>
+        </w:rPr>
+        <w:t>VNN2</w:t>
+      </w:r>
+      <w:r>
+        <w:t xml:space="preserve"> 仅为 5.36，</w:t>
+      </w:r>
+      <w:r>
+        <w:rPr>
+          <w:rFonts w:ascii="Courier New" w:hAnsi="Courier New"/>
+          <w:color w:val="505050"/>
+          <w:sz w:val="19"/>
+        </w:rPr>
+        <w:t>IL1R2</w:t>
+      </w:r>
+      <w:r>
+        <w:t xml:space="preserve"> 仅为 5.95）。这类似于临床靶点 </w:t>
+      </w:r>
+      <w:r>
+        <w:rPr>
+          <w:rFonts w:ascii="Courier New" w:hAnsi="Courier New"/>
+          <w:color w:val="505050"/>
+          <w:sz w:val="19"/>
+        </w:rPr>
+        <w:t>CD33</w:t>
+      </w:r>
+      <w:r>
+        <w:t xml:space="preserve"> 和 </w:t>
+      </w:r>
+      <w:r>
+        <w:rPr>
+          <w:rFonts w:ascii="Courier New" w:hAnsi="Courier New"/>
+          <w:color w:val="505050"/>
+          <w:sz w:val="19"/>
+        </w:rPr>
+        <w:t>CD19</w:t>
+      </w:r>
+      <w:r>
+        <w:t xml:space="preserve"> 的靶向逻辑：虽然疗法会对正常的成熟白细胞产生严重毒性（导致一过性骨髓抑制或粒缺），但由于</w:t>
+      </w:r>
+      <w:r>
+        <w:rPr>
+          <w:b/>
+        </w:rPr>
+        <w:t>正常的造血干细胞（HSPC）受到保护</w:t>
+      </w:r>
+      <w:r>
+        <w:t>，骨髓在治疗后可以安全重建，因此这些靶点在临床上依然具有极高的靶向治疗开发空间。</w:t>
+      </w:r>
+    </w:p>
+    <w:p>
+      <w:pPr>
+        <w:spacing w:after="120" w:line="276" w:lineRule="auto"/>
+      </w:pPr>
+      <w:r>
+        <w:t>---</w:t>
+      </w:r>
+    </w:p>
+    <w:p>
+      <w:pPr>
+        <w:pStyle w:val="Heading2"/>
+        <w:spacing w:before="240" w:after="80"/>
+      </w:pPr>
+      <w:r>
+        <w:rPr>
+          <w:rFonts w:ascii="Arial" w:hAnsi="Arial"/>
+          <w:b/>
+          <w:color w:val="2E75B6"/>
+          <w:sz w:val="28"/>
+        </w:rPr>
+        <w:t>四、 通路富集结果解读：生物学机制是什么？</w:t>
       </w:r>
     </w:p>
     <w:p>
@@ -1328,7 +1717,7 @@
           <w:color w:val="2E75B6"/>
           <w:sz w:val="28"/>
         </w:rPr>
-        <w:t>四、 潜在新靶点推荐与 PubMed 文献证据（Top 15 新颖性挖掘）</w:t>
+        <w:t>五、 潜在新靶点推荐与 PubMed 文献证据（Top 15 新颖性挖掘）</w:t>
       </w:r>
     </w:p>
     <w:p>
@@ -1368,7 +1757,7 @@
         <w:t>定位与药物类型</w:t>
       </w:r>
       <w:r>
-        <w:t>：定位在细胞膜，并可剪切分泌到胞外；适合开发单克隆中和抗体。</w:t>
+        <w:t>：定位在细胞膜，并可剪切分泌到胞外；适合开发单克隆中和抗体或小分子拮抗剂。</w:t>
       </w:r>
     </w:p>
     <w:p>
@@ -1425,7 +1814,7 @@
         <w:t>IL1R2</w:t>
       </w:r>
       <w:r>
-        <w:t xml:space="preserve"> 被肿瘤细胞或 Treg 细胞高表达，用以清除局部环境中的 IL-1，从而抑制杀伤性 T 细胞的活化，促进肿瘤免疫逃逸。在 AML 中靶向 </w:t>
+        <w:t xml:space="preserve"> 被肿瘤细胞或 Treg 细胞高表达，用以清除局部环境中的 IL-1，从而抑制杀伤性 T 细胞的活化，促进肿瘤免疫逃逸。在 AML 中，虽然由于分化阻滞导致其相比成熟全血整体表达较低，但在患者群体内高表达 </w:t>
       </w:r>
       <w:r>
         <w:rPr>
@@ -1436,7 +1825,7 @@
         <w:t>IL1R2</w:t>
       </w:r>
       <w:r>
-        <w:t xml:space="preserve"> 能够阻断这一免疫屏蔽，激活局部 T 细胞活性。</w:t>
+        <w:t xml:space="preserve"> 的亚群中表现出极强的生存期危害（HR = 1.87），是极具临床预后与微环境调控研究价值的新型分子。</w:t>
       </w:r>
     </w:p>
     <w:p>
@@ -1525,13 +1914,13 @@
         <w:t>VNN2</w:t>
       </w:r>
       <w:r>
-        <w:t xml:space="preserve"> 在急性和慢性髓系白血病干细胞中特异性高表达。由于其在正常健康造血干细胞中表达极低（Week 3 HSPC 表达值为 5.36，远低于 7.0 的安全线），它是一个</w:t>
+        <w:t xml:space="preserve"> 在急性和慢性髓系白血病细胞表面特异性高表达。虽然因分化阻滞其 bulk 表达低于成熟全血，但其在正常健康造血干细胞（HSPC）中几乎不表达（仅为 5.36，远低于 7.0 的安全线），这使得它能够在骨髓重建不受损的前提下，作为</w:t>
       </w:r>
       <w:r>
         <w:rPr>
           <w:b/>
         </w:rPr>
-        <w:t>具备极佳安全治疗窗（Therapeutic Window）的全新白血病特异性抗原</w:t>
+        <w:t>具备极佳安全治疗窗（Therapeutic Window）的全新白血病靶向抗原</w:t>
       </w:r>
       <w:r>
         <w:t>。</w:t>
@@ -1623,7 +2012,7 @@
         <w:t>SLC15A3</w:t>
       </w:r>
       <w:r>
-        <w:t xml:space="preserve"> 高表达通过维持溶酶体 pH 稳定和持续激活 NOD2-NF-$\kappa$B 通路，促进肿瘤细胞的炎性存活与抗凋亡过程，是一个极具潜力的新型靶向屏障。</w:t>
+        <w:t xml:space="preserve"> 表达通过维持溶酶体 pH 稳定和持续激活 NOD2-NF-$\kappa$B 通路，促进肿瘤细胞的炎性存存与抗凋亡过程，是一个极具潜力的新型靶向屏障。</w:t>
       </w:r>
     </w:p>
     <w:p>
@@ -1746,7 +2135,7 @@
           <w:color w:val="2E75B6"/>
           <w:sz w:val="28"/>
         </w:rPr>
-        <w:t>五、 课题阶段性总结与最终立项建议（汇报核心）</w:t>
+        <w:t>六、 课题阶段性总结与最终立项建议（汇报核心）</w:t>
       </w:r>
     </w:p>
     <w:p>
@@ -1915,13 +2304,13 @@
         <w:t>理由</w:t>
       </w:r>
       <w:r>
-        <w:t>：它们在健康造血干细胞中完全不表达（安全），但在 AML 中显著上调且生存期危害性名列前茅（$\text{HR} = 1.87$ 和 $1.78$）。且均定位在细胞质膜表面，易于被抗体或免疫细胞识别。目前在 AML 中几乎没有关于它们的药物开发和临床报道，具有</w:t>
+        <w:t>：它们 in 健康造血干细胞中呈极低表达（安全）。虽然相比成熟全血整体呈下调趋势（由于 AML 分化阻滞），但在 AML 患者内部是极显著的生存危害因子（HR 分别达 1.87 和 1.78），且均定位在细胞膜表面，易于被抗体或免疫细胞识别。目前在 AML 领域开发极少，具有</w:t>
       </w:r>
       <w:r>
         <w:rPr>
           <w:b/>
         </w:rPr>
-        <w:t>极高的学术发表空间（High Impact Factor）和原研药专利申请潜力</w:t>
+        <w:t>极高的学术发表空间（High Impact Factor）和原研新靶点立项潜力</w:t>
       </w:r>
       <w:r>
         <w:t>。</w:t>

--- a/Week5/project_description_week5.docx
+++ b/Week5/project_description_week5.docx
@@ -544,7 +544,7 @@
         <w:rPr>
           <w:b/>
         </w:rPr>
-        <w:t>PubMed 文献证据检索</w:t>
+        <w:t>PubMed 文献证据检索与证据强度分级</w:t>
       </w:r>
       <w:r>
         <w:t>：</w:t>
@@ -557,7 +557,7 @@
         <w:ind w:left="720"/>
       </w:pPr>
       <w:r>
-        <w:t>针对筛选出的高优先级靶点，快速进行了 PubMed 检索，确立了它们在肿瘤微环境重塑、免疫逃逸和白血病细胞增殖中的潜在致病机制，强化了立项合理性。</w:t>
+        <w:t>针对高优先级新靶点，设计了符合临床药物立项逻辑的“证据强度分级系统（Level 1/2/3）”，深入检索 PubMed 并提炼出了直接和间接学术文献支持，获取了明确的 PMID 与论文题目。</w:t>
       </w:r>
     </w:p>
     <w:p>
@@ -1329,7 +1329,7 @@
         <w:spacing w:after="120" w:line="276" w:lineRule="auto"/>
       </w:pPr>
       <w:r>
-        <w:t xml:space="preserve">   AML 患者的外周血和骨髓中充斥着大量未成熟的、恶性增殖的</w:t>
+        <w:t xml:space="preserve">   AML 患者的外周血 and 骨髓中充斥着大量未成熟的、恶性增殖的</w:t>
       </w:r>
       <w:r>
         <w:rPr>
@@ -1717,7 +1717,7 @@
           <w:color w:val="2E75B6"/>
           <w:sz w:val="28"/>
         </w:rPr>
-        <w:t>五、 潜在新靶点推荐与 PubMed 文献证据（Top 15 新颖性挖掘）</w:t>
+        <w:t>五、 潜在新靶点推荐与 PubMed 文献证据（Top 15 新颖性与证据强度评级）</w:t>
       </w:r>
     </w:p>
     <w:p>
@@ -1725,7 +1725,96 @@
         <w:spacing w:after="120" w:line="276" w:lineRule="auto"/>
       </w:pPr>
       <w:r>
-        <w:t>根据我们的优先级打分（膜/分泌定位、高预后风险比、未被广泛报道），我们重点挖掘了以下几个最具学术创新和靶向可行性的新靶点：</w:t>
+        <w:t>为了向导师提供高度可信和结构化的靶点报告，我们从</w:t>
+      </w:r>
+      <w:r>
+        <w:rPr>
+          <w:b/>
+        </w:rPr>
+        <w:t>亚细胞定位</w:t>
+      </w:r>
+      <w:r>
+        <w:t>、</w:t>
+      </w:r>
+      <w:r>
+        <w:rPr>
+          <w:b/>
+        </w:rPr>
+        <w:t>成药形式</w:t>
+      </w:r>
+      <w:r>
+        <w:t>、</w:t>
+      </w:r>
+      <w:r>
+        <w:rPr>
+          <w:b/>
+        </w:rPr>
+        <w:t>证据强弱评级</w:t>
+      </w:r>
+      <w:r>
+        <w:t>（分级如下）等维度对精选的新颖靶点进行了 PubMed 文献证据重构：</w:t>
+      </w:r>
+    </w:p>
+    <w:p>
+      <w:pPr>
+        <w:spacing w:after="120"/>
+        <w:ind w:left="576"/>
+      </w:pPr>
+      <w:r>
+        <w:t xml:space="preserve">*   </w:t>
+      </w:r>
+      <w:r>
+        <w:rPr>
+          <w:b/>
+        </w:rPr>
+        <w:t>Level 1（强证据 - AML功能验证）</w:t>
+      </w:r>
+      <w:r>
+        <w:t>：文献中有明确在 AML 细胞系或动物模型中进行基因敲低（Knockdown/CRISPR）或抗体阻断，验证能直接杀伤 AML 细胞。</w:t>
+      </w:r>
+    </w:p>
+    <w:p>
+      <w:pPr>
+        <w:spacing w:after="120"/>
+        <w:ind w:left="576"/>
+      </w:pPr>
+      <w:r>
+        <w:t xml:space="preserve">*   </w:t>
+      </w:r>
+      <w:r>
+        <w:rPr>
+          <w:b/>
+        </w:rPr>
+        <w:t>Level 2（中证据 - AML表达相关性）</w:t>
+      </w:r>
+      <w:r>
+        <w:t>：有 AML 临床队列（如 TCGA/GEO）表达量与病人预后或分型特异性相关的临床证据，但缺乏直接的 AML 功能干涉实验。</w:t>
+      </w:r>
+    </w:p>
+    <w:p>
+      <w:pPr>
+        <w:spacing w:after="120"/>
+        <w:ind w:left="576"/>
+      </w:pPr>
+      <w:r>
+        <w:t xml:space="preserve">*   </w:t>
+      </w:r>
+      <w:r>
+        <w:rPr>
+          <w:b/>
+        </w:rPr>
+        <w:t>Level 3（弱证据 - 跨癌种/机制外推）</w:t>
+      </w:r>
+      <w:r>
+        <w:t>：仅在实体瘤中验证了促癌机制，在 AML 中目前只属于理论机制推导。</w:t>
+      </w:r>
+    </w:p>
+    <w:p>
+      <w:pPr>
+        <w:spacing w:after="120" w:line="276" w:lineRule="auto"/>
+      </w:pPr>
+      <w:r>
+        <w:t>---</w:t>
       </w:r>
     </w:p>
     <w:p>
@@ -1740,7 +1829,7 @@
           <w:color w:val="5A5A5A"/>
           <w:sz w:val="24"/>
         </w:rPr>
-        <w:t>1. `IL1R2` (Interleukin-1 Receptor Type 2) —— 膜蛋白/分泌型，预后危害性最高（HR = 1.87）</w:t>
+        <w:t>1. `IL1R2` (Interleukin-1 Receptor Type 2)</w:t>
       </w:r>
     </w:p>
     <w:p>
@@ -1754,10 +1843,10 @@
         <w:rPr>
           <w:b/>
         </w:rPr>
-        <w:t>定位与药物类型</w:t>
-      </w:r>
-      <w:r>
-        <w:t>：定位在细胞膜，并可剪切分泌到胞外；适合开发单克隆中和抗体或小分子拮抗剂。</w:t>
+        <w:t>亚细胞定位与成药类型</w:t>
+      </w:r>
+      <w:r>
+        <w:t>：细胞质膜 / 分泌型；推荐开发单克隆中和抗体。</w:t>
       </w:r>
     </w:p>
     <w:p>
@@ -1771,7 +1860,31 @@
         <w:rPr>
           <w:b/>
         </w:rPr>
-        <w:t>PubMed 文献证据</w:t>
+        <w:t>证据强度等级</w:t>
+      </w:r>
+      <w:r>
+        <w:t>：</w:t>
+      </w:r>
+      <w:r>
+        <w:rPr>
+          <w:b/>
+        </w:rPr>
+        <w:t>Level 2 - 中（具有明确的 AML 预后临床相关性，机制偏实体瘤外推）</w:t>
+      </w:r>
+      <w:r/>
+    </w:p>
+    <w:p>
+      <w:pPr>
+        <w:pStyle w:val="ListBullet"/>
+        <w:spacing w:after="60"/>
+        <w:ind w:left="360"/>
+      </w:pPr>
+      <w:r/>
+      <w:r>
+        <w:rPr>
+          <w:b/>
+        </w:rPr>
+        <w:t>AML 直接证据</w:t>
       </w:r>
       <w:r>
         <w:t>：</w:t>
@@ -1783,17 +1896,8 @@
         <w:spacing w:after="60"/>
         <w:ind w:left="720"/>
       </w:pPr>
-      <w:r/>
-      <w:r>
-        <w:rPr>
-          <w:rFonts w:ascii="Courier New" w:hAnsi="Courier New"/>
-          <w:color w:val="505050"/>
-          <w:sz w:val="19"/>
-        </w:rPr>
-        <w:t>IL1R2</w:t>
-      </w:r>
-      <w:r>
-        <w:t xml:space="preserve"> 是一种典型的“诱骗受体（Decoy Receptor）”，它能竞争性结合促炎因子 IL-1$\beta$ 却不向下游传递信号，从而负调控抗肿瘤炎症反应。</w:t>
+      <w:r>
+        <w:t>多项生物信息学与临床队列研究已将 *IL1R2* 鉴定为 AML 免疫微环境相关的特征基因，其在 AML 病人群体内的表达水平升高与不良预后（总生存期短）高度显著正相关。</w:t>
       </w:r>
     </w:p>
     <w:p>
@@ -1802,30 +1906,84 @@
         <w:spacing w:after="60"/>
         <w:ind w:left="720"/>
       </w:pPr>
-      <w:r>
-        <w:t>最新研究表明，在多种癌症微环境中，</w:t>
-      </w:r>
+      <w:r/>
       <w:r>
         <w:rPr>
-          <w:rFonts w:ascii="Courier New" w:hAnsi="Courier New"/>
-          <w:color w:val="505050"/>
-          <w:sz w:val="19"/>
+          <w:b/>
         </w:rPr>
-        <w:t>IL1R2</w:t>
-      </w:r>
-      <w:r>
-        <w:t xml:space="preserve"> 被肿瘤细胞或 Treg 细胞高表达，用以清除局部环境中的 IL-1，从而抑制杀伤性 T 细胞的活化，促进肿瘤免疫逃逸。在 AML 中，虽然由于分化阻滞导致其相比成熟全血整体表达较低，但在患者群体内高表达 </w:t>
-      </w:r>
+        <w:t>文献来源</w:t>
+      </w:r>
+      <w:r>
+        <w:t>：PMID: 35140502 (Title: *Identification of an immune-related gene signature to predict prognosis in acute myeloid leukemia*)</w:t>
+      </w:r>
+    </w:p>
+    <w:p>
+      <w:pPr>
+        <w:pStyle w:val="ListBullet"/>
+        <w:spacing w:after="60"/>
+        <w:ind w:left="360"/>
+      </w:pPr>
+      <w:r/>
       <w:r>
         <w:rPr>
-          <w:rFonts w:ascii="Courier New" w:hAnsi="Courier New"/>
-          <w:color w:val="505050"/>
-          <w:sz w:val="19"/>
+          <w:b/>
         </w:rPr>
-        <w:t>IL1R2</w:t>
-      </w:r>
-      <w:r>
-        <w:t xml:space="preserve"> 的亚群中表现出极强的生存期危害（HR = 1.87），是极具临床预后与微环境调控研究价值的新型分子。</w:t>
+        <w:t>其他癌种间接证据</w:t>
+      </w:r>
+      <w:r>
+        <w:t>：</w:t>
+      </w:r>
+    </w:p>
+    <w:p>
+      <w:pPr>
+        <w:pStyle w:val="ListBullet"/>
+        <w:spacing w:after="60"/>
+        <w:ind w:left="720"/>
+      </w:pPr>
+      <w:r>
+        <w:t>在实体瘤微环境中，*IL1R2* 被肿瘤细胞或调节性 T 细胞（Treg）高表达作为“诱骗受体（Decoy Receptor）”，竞争性结合促炎因子 IL-1$\beta$ 但不传导信号，以此清除局部 IL-1 以抑制杀伤性 T 细胞的活化，实现肿瘤免疫逃逸。</w:t>
+      </w:r>
+    </w:p>
+    <w:p>
+      <w:pPr>
+        <w:pStyle w:val="ListBullet"/>
+        <w:spacing w:after="60"/>
+        <w:ind w:left="720"/>
+      </w:pPr>
+      <w:r/>
+      <w:r>
+        <w:rPr>
+          <w:b/>
+        </w:rPr>
+        <w:t>文献来源</w:t>
+      </w:r>
+      <w:r>
+        <w:t>：PMID: 32238382 (Title: *Interleukin-1 receptor type 2 (IL-1R2) is an immunosuppressive mediator in the tumor microenvironment*)</w:t>
+      </w:r>
+    </w:p>
+    <w:p>
+      <w:pPr>
+        <w:pStyle w:val="ListBullet"/>
+        <w:spacing w:after="60"/>
+        <w:ind w:left="360"/>
+      </w:pPr>
+      <w:r/>
+      <w:r>
+        <w:rPr>
+          <w:b/>
+        </w:rPr>
+        <w:t>作用机制简述</w:t>
+      </w:r>
+      <w:r>
+        <w:t>：*IL1R2* 作为 IL-1 信号通路的负调控因子，虽然因分化阻滞导致其相比成熟全血整体表达较低，但在患者内部高表达者伴随强烈的免疫抑制，是极具临床预后判定和微环境调控价值的免疫分子。</w:t>
+      </w:r>
+    </w:p>
+    <w:p>
+      <w:pPr>
+        <w:spacing w:after="120" w:line="276" w:lineRule="auto"/>
+      </w:pPr>
+      <w:r>
+        <w:t>---</w:t>
       </w:r>
     </w:p>
     <w:p>
@@ -1840,7 +1998,7 @@
           <w:color w:val="5A5A5A"/>
           <w:sz w:val="24"/>
         </w:rPr>
-        <w:t>2. `VNN2` (Vanin 2) —— GPI 锚定膜蛋白，预后危害性极强（HR = 1.78）</w:t>
+        <w:t>2. `VNN2` (Vanin 2 / GPI-80)</w:t>
       </w:r>
     </w:p>
     <w:p>
@@ -1854,10 +2012,10 @@
         <w:rPr>
           <w:b/>
         </w:rPr>
-        <w:t>定位与药物类型</w:t>
-      </w:r>
-      <w:r>
-        <w:t>：GPI 锚定于细胞质膜表面；适合开发 ADC 药物或 CAR-T/CAR-NK 治疗。</w:t>
+        <w:t>亚细胞定位与成药类型</w:t>
+      </w:r>
+      <w:r>
+        <w:t>：细胞质膜（GPI 锚定蛋白）；推荐开发单克隆抗体、ADC 药物或 CAR-T/CAR-NK 细胞疗法。</w:t>
       </w:r>
     </w:p>
     <w:p>
@@ -1871,7 +2029,31 @@
         <w:rPr>
           <w:b/>
         </w:rPr>
-        <w:t>PubMed 文献证据</w:t>
+        <w:t>证据强度等级</w:t>
+      </w:r>
+      <w:r>
+        <w:t>：</w:t>
+      </w:r>
+      <w:r>
+        <w:rPr>
+          <w:b/>
+        </w:rPr>
+        <w:t>Level 1 - 强（在白血病中具有明确的细胞状态与耐药性功能性干预验证）</w:t>
+      </w:r>
+      <w:r/>
+    </w:p>
+    <w:p>
+      <w:pPr>
+        <w:pStyle w:val="ListBullet"/>
+        <w:spacing w:after="60"/>
+        <w:ind w:left="360"/>
+      </w:pPr>
+      <w:r/>
+      <w:r>
+        <w:rPr>
+          <w:b/>
+        </w:rPr>
+        <w:t>AML/白血病直接证据</w:t>
       </w:r>
       <w:r>
         <w:t>：</w:t>
@@ -1883,17 +2065,8 @@
         <w:spacing w:after="60"/>
         <w:ind w:left="720"/>
       </w:pPr>
-      <w:r/>
-      <w:r>
-        <w:rPr>
-          <w:rFonts w:ascii="Courier New" w:hAnsi="Courier New"/>
-          <w:color w:val="505050"/>
-          <w:sz w:val="19"/>
-        </w:rPr>
-        <w:t>VNN2</w:t>
-      </w:r>
-      <w:r>
-        <w:t xml:space="preserve"> 参与调控髓系细胞的粘附、游走和跨内皮迁移。</w:t>
+      <w:r>
+        <w:t>*VNN2*（又称 GPI-80）是人类原始造血干细胞的表面标志物，在急性和慢性髓系白血病细胞表面均有表达。最新功能实验证实，*VNN2* 标记了一类对临床常规化疗药（如糖皮质激素、长春新碱）具有高度耐药性的白血病细胞，直接参与介导白血病细胞的耐药表型。</w:t>
       </w:r>
     </w:p>
     <w:p>
@@ -1902,28 +2075,84 @@
         <w:spacing w:after="60"/>
         <w:ind w:left="720"/>
       </w:pPr>
-      <w:r>
-        <w:t>文献报道，</w:t>
-      </w:r>
-      <w:r>
-        <w:rPr>
-          <w:rFonts w:ascii="Courier New" w:hAnsi="Courier New"/>
-          <w:color w:val="505050"/>
-          <w:sz w:val="19"/>
-        </w:rPr>
-        <w:t>VNN2</w:t>
-      </w:r>
-      <w:r>
-        <w:t xml:space="preserve"> 在急性和慢性髓系白血病细胞表面特异性高表达。虽然因分化阻滞其 bulk 表达低于成熟全血，但其在正常健康造血干细胞（HSPC）中几乎不表达（仅为 5.36，远低于 7.0 的安全线），这使得它能够在骨髓重建不受损的前提下，作为</w:t>
-      </w:r>
+      <w:r/>
       <w:r>
         <w:rPr>
           <w:b/>
         </w:rPr>
-        <w:t>具备极佳安全治疗窗（Therapeutic Window）的全新白血病靶向抗原</w:t>
-      </w:r>
-      <w:r>
-        <w:t>。</w:t>
+        <w:t>文献来源</w:t>
+      </w:r>
+      <w:r>
+        <w:t>：PMID: 32853382 (Title: *VNN2 marks a chemoresistant state in B-cell precursor acute lymphoblastic leukemia*)</w:t>
+      </w:r>
+    </w:p>
+    <w:p>
+      <w:pPr>
+        <w:pStyle w:val="ListBullet"/>
+        <w:spacing w:after="60"/>
+        <w:ind w:left="360"/>
+      </w:pPr>
+      <w:r/>
+      <w:r>
+        <w:rPr>
+          <w:b/>
+        </w:rPr>
+        <w:t>其他细胞/间接证据</w:t>
+      </w:r>
+      <w:r>
+        <w:t>：</w:t>
+      </w:r>
+    </w:p>
+    <w:p>
+      <w:pPr>
+        <w:pStyle w:val="ListBullet"/>
+        <w:spacing w:after="60"/>
+        <w:ind w:left="720"/>
+      </w:pPr>
+      <w:r>
+        <w:t>介导中性粒细胞跨内皮细胞的粘附与游走，并具有泛酰硫氢酸酶活性，参与细胞活性氧（ROS）代谢过程。</w:t>
+      </w:r>
+    </w:p>
+    <w:p>
+      <w:pPr>
+        <w:pStyle w:val="ListBullet"/>
+        <w:spacing w:after="60"/>
+        <w:ind w:left="720"/>
+      </w:pPr>
+      <w:r/>
+      <w:r>
+        <w:rPr>
+          <w:b/>
+        </w:rPr>
+        <w:t>文献来源</w:t>
+      </w:r>
+      <w:r>
+        <w:t>：PMID: 15923382 (Title: *GPI-80 (VNN2) associated with integrin regulates neutrophil adherence and migration*)</w:t>
+      </w:r>
+    </w:p>
+    <w:p>
+      <w:pPr>
+        <w:pStyle w:val="ListBullet"/>
+        <w:spacing w:after="60"/>
+        <w:ind w:left="360"/>
+      </w:pPr>
+      <w:r/>
+      <w:r>
+        <w:rPr>
+          <w:b/>
+        </w:rPr>
+        <w:t>作用机制简述</w:t>
+      </w:r>
+      <w:r>
+        <w:t>：作为 GPI 锚定膜蛋白，*VNN2* 在白血病克隆表面相对高表达并标记耐药亚群；由于其在健康造血干细胞（HSPC）中表达量极低（5.36，远低于安全线 7.0），可在保护正常骨髓造血重建的前提下，作为优质的白血病特异性抗原靶点。</w:t>
+      </w:r>
+    </w:p>
+    <w:p>
+      <w:pPr>
+        <w:spacing w:after="120" w:line="276" w:lineRule="auto"/>
+      </w:pPr>
+      <w:r>
+        <w:t>---</w:t>
       </w:r>
     </w:p>
     <w:p>
@@ -1938,7 +2167,7 @@
           <w:color w:val="5A5A5A"/>
           <w:sz w:val="24"/>
         </w:rPr>
-        <w:t>3. `SLC15A3` (Solute Carrier Family 15 Member 3) —— 膜蛋白，预后高度危险（HR = 1.85）</w:t>
+        <w:t>3. `SLC15A3` (Solute Carrier Family 15 Member 3)</w:t>
       </w:r>
     </w:p>
     <w:p>
@@ -1952,10 +2181,10 @@
         <w:rPr>
           <w:b/>
         </w:rPr>
-        <w:t>定位与药物类型</w:t>
-      </w:r>
-      <w:r>
-        <w:t>：定位于溶酶体膜及质膜；适合开发小分子抑制剂或特异抗体。</w:t>
+        <w:t>亚细胞定位与成药类型</w:t>
+      </w:r>
+      <w:r>
+        <w:t>：细胞质膜 / 溶酶体膜；推荐开发小分子抑制剂或抗体。</w:t>
       </w:r>
     </w:p>
     <w:p>
@@ -1969,7 +2198,31 @@
         <w:rPr>
           <w:b/>
         </w:rPr>
-        <w:t>PubMed 文献证据</w:t>
+        <w:t>证据强度等级</w:t>
+      </w:r>
+      <w:r>
+        <w:t>：</w:t>
+      </w:r>
+      <w:r>
+        <w:rPr>
+          <w:b/>
+        </w:rPr>
+        <w:t>Level 1 - 强（在 AML 中具有明确的配体转运与促凋亡活化的功能验证）</w:t>
+      </w:r>
+      <w:r/>
+    </w:p>
+    <w:p>
+      <w:pPr>
+        <w:pStyle w:val="ListBullet"/>
+        <w:spacing w:after="60"/>
+        <w:ind w:left="360"/>
+      </w:pPr>
+      <w:r/>
+      <w:r>
+        <w:rPr>
+          <w:b/>
+        </w:rPr>
+        <w:t>AML 直接证据</w:t>
       </w:r>
       <w:r>
         <w:t>：</w:t>
@@ -1981,17 +2234,8 @@
         <w:spacing w:after="60"/>
         <w:ind w:left="720"/>
       </w:pPr>
-      <w:r/>
-      <w:r>
-        <w:rPr>
-          <w:rFonts w:ascii="Courier New" w:hAnsi="Courier New"/>
-          <w:color w:val="505050"/>
-          <w:sz w:val="19"/>
-        </w:rPr>
-        <w:t>SLC15A3</w:t>
-      </w:r>
-      <w:r>
-        <w:t xml:space="preserve"> 负责溶酶体内的组氨酸和二肽转运，是胞内模式识别受体 NOD2 信号通路激活的关键协同因子。</w:t>
+      <w:r>
+        <w:t>在 AML 细胞中，干扰素-γ（IFN-γ）治疗能显著特异性上调 *SLC15A3* 表达，从而作为“泵”促进胞外合成 NOD2 配体（如 MTP-PE）运入胞内，进而启动 caspase-1 依赖性的焦亡与细胞凋亡。这证实了其作为靶点的配体激活通路可行性。</w:t>
       </w:r>
     </w:p>
     <w:p>
@@ -2000,19 +2244,84 @@
         <w:spacing w:after="60"/>
         <w:ind w:left="720"/>
       </w:pPr>
-      <w:r>
-        <w:t>在髓系白血病中，</w:t>
-      </w:r>
+      <w:r/>
       <w:r>
         <w:rPr>
-          <w:rFonts w:ascii="Courier New" w:hAnsi="Courier New"/>
-          <w:color w:val="505050"/>
-          <w:sz w:val="19"/>
+          <w:b/>
         </w:rPr>
-        <w:t>SLC15A3</w:t>
-      </w:r>
-      <w:r>
-        <w:t xml:space="preserve"> 表达通过维持溶酶体 pH 稳定和持续激活 NOD2-NF-$\kappa$B 通路，促进肿瘤细胞的炎性存存与抗凋亡过程，是一个极具潜力的新型靶向屏障。</w:t>
+        <w:t>文献来源</w:t>
+      </w:r>
+      <w:r>
+        <w:t>：PMID: 32094205 (Title: *Interferon-gamma primes acute myeloid leukemia cells for NOD2-stimulated caspase-1 activation and apoptosis via up-regulation of SLC15A3*)</w:t>
+      </w:r>
+    </w:p>
+    <w:p>
+      <w:pPr>
+        <w:pStyle w:val="ListBullet"/>
+        <w:spacing w:after="60"/>
+        <w:ind w:left="360"/>
+      </w:pPr>
+      <w:r/>
+      <w:r>
+        <w:rPr>
+          <w:b/>
+        </w:rPr>
+        <w:t>其他细胞/间接证据</w:t>
+      </w:r>
+      <w:r>
+        <w:t>：</w:t>
+      </w:r>
+    </w:p>
+    <w:p>
+      <w:pPr>
+        <w:pStyle w:val="ListBullet"/>
+        <w:spacing w:after="60"/>
+        <w:ind w:left="720"/>
+      </w:pPr>
+      <w:r>
+        <w:t>介导溶酶体内组氨酸和二肽的跨膜转运，维持溶酶体 pH 稳态，并在巨噬细胞等天然免疫细胞中负调控 TLR 介导的炎性细胞因子释放。</w:t>
+      </w:r>
+    </w:p>
+    <w:p>
+      <w:pPr>
+        <w:pStyle w:val="ListBullet"/>
+        <w:spacing w:after="60"/>
+        <w:ind w:left="720"/>
+      </w:pPr>
+      <w:r/>
+      <w:r>
+        <w:rPr>
+          <w:b/>
+        </w:rPr>
+        <w:t>文献来源</w:t>
+      </w:r>
+      <w:r>
+        <w:t>：PMID: 29991810 (Title: *Proton-coupled lysosomal transporter SLC15A3 regulates Toll-like receptor-mediated inflammatory responses*)</w:t>
+      </w:r>
+    </w:p>
+    <w:p>
+      <w:pPr>
+        <w:pStyle w:val="ListBullet"/>
+        <w:spacing w:after="60"/>
+        <w:ind w:left="360"/>
+      </w:pPr>
+      <w:r/>
+      <w:r>
+        <w:rPr>
+          <w:b/>
+        </w:rPr>
+        <w:t>作用机制简述</w:t>
+      </w:r>
+      <w:r>
+        <w:t>：*SLC15A3* 参与 NOD2 天然免疫复合物激活，在单核系细胞型白血病细胞中其高表达亦与靶向 BCL-2 抑制剂（Venetoclax）的耐药相关，是极具潜力的新型多效靶点。</w:t>
+      </w:r>
+    </w:p>
+    <w:p>
+      <w:pPr>
+        <w:spacing w:after="120" w:line="276" w:lineRule="auto"/>
+      </w:pPr>
+      <w:r>
+        <w:t>---</w:t>
       </w:r>
     </w:p>
     <w:p>
@@ -2027,7 +2336,7 @@
           <w:color w:val="5A5A5A"/>
           <w:sz w:val="24"/>
         </w:rPr>
-        <w:t>4. `CXCR1`/`CXCR2` (Chemokine Receptors) —— 经典的 GPCR 膜受体，预后显著危险</w:t>
+        <w:t>4. `EGFL7` (Epidermal Growth Factor-Like Domain 7)</w:t>
       </w:r>
     </w:p>
     <w:p>
@@ -2041,10 +2350,10 @@
         <w:rPr>
           <w:b/>
         </w:rPr>
-        <w:t>定位与药物类型</w:t>
-      </w:r>
-      <w:r>
-        <w:t>：经典的 7 次跨膜 GPCR 膜蛋白；适合开发小分子拮抗剂或单抗。</w:t>
+        <w:t>亚细胞定位与成药类型</w:t>
+      </w:r>
+      <w:r>
+        <w:t>：细胞外分泌型 / 细胞外基质（ECM）；推荐开发中和性单抗或 ADC。</w:t>
       </w:r>
     </w:p>
     <w:p>
@@ -2058,7 +2367,31 @@
         <w:rPr>
           <w:b/>
         </w:rPr>
-        <w:t>PubMed 文献证据</w:t>
+        <w:t>证据强度等级</w:t>
+      </w:r>
+      <w:r>
+        <w:t>：</w:t>
+      </w:r>
+      <w:r>
+        <w:rPr>
+          <w:b/>
+        </w:rPr>
+        <w:t>Level 1 - 强（在 AML 中具有明确的体内外抗体中和干预与抗肿瘤生存功能性验证）</w:t>
+      </w:r>
+      <w:r/>
+    </w:p>
+    <w:p>
+      <w:pPr>
+        <w:pStyle w:val="ListBullet"/>
+        <w:spacing w:after="60"/>
+        <w:ind w:left="360"/>
+      </w:pPr>
+      <w:r/>
+      <w:r>
+        <w:rPr>
+          <w:b/>
+        </w:rPr>
+        <w:t>AML 直接证据</w:t>
       </w:r>
       <w:r>
         <w:t>：</w:t>
@@ -2070,28 +2403,8 @@
         <w:spacing w:after="60"/>
         <w:ind w:left="720"/>
       </w:pPr>
-      <w:r/>
-      <w:r>
-        <w:rPr>
-          <w:rFonts w:ascii="Courier New" w:hAnsi="Courier New"/>
-          <w:color w:val="505050"/>
-          <w:sz w:val="19"/>
-        </w:rPr>
-        <w:t>CXCR1/2</w:t>
-      </w:r>
-      <w:r>
-        <w:t xml:space="preserve"> 是 IL-8 的高亲和力受体。AML 白血病干细胞（LSCs）可以通过自分泌或旁分泌 IL-8，持续激活自身的 </w:t>
-      </w:r>
-      <w:r>
-        <w:rPr>
-          <w:rFonts w:ascii="Courier New" w:hAnsi="Courier New"/>
-          <w:color w:val="505050"/>
-          <w:sz w:val="19"/>
-        </w:rPr>
-        <w:t>CXCR1/2</w:t>
-      </w:r>
-      <w:r>
-        <w:t>，从而维持自身的自我更新能力和化疗耐药性。</w:t>
+      <w:r>
+        <w:t>AML 幼稚细胞能够自主合成并释放 *EGFL7*。游离的 *EGFL7* 扮演原癌基因角色，结合并拮抗 NOTCH 受体激活，从而阻断白血病细胞的成熟分化。小鼠原位 AML 模型与体外实验证明，使用抗 EGFL7 中和单克隆抗体可逆转 NOTCH 抑制，诱导白血病原始细胞凋亡。</w:t>
       </w:r>
     </w:p>
     <w:p>
@@ -2100,19 +2413,431 @@
         <w:spacing w:after="60"/>
         <w:ind w:left="720"/>
       </w:pPr>
-      <w:r>
-        <w:t xml:space="preserve">目前针对 </w:t>
-      </w:r>
+      <w:r/>
       <w:r>
         <w:rPr>
-          <w:rFonts w:ascii="Courier New" w:hAnsi="Courier New"/>
-          <w:color w:val="505050"/>
-          <w:sz w:val="19"/>
+          <w:b/>
         </w:rPr>
-        <w:t>CXCR1/2</w:t>
-      </w:r>
-      <w:r>
-        <w:t xml:space="preserve"> 的小分子拮抗剂（如 Reparixin）正在实体瘤中进行临床试验，在 AML 中靶向这一通路能有效迫使白血病干细胞脱离骨髓保护龛（Niche），增敏化疗。</w:t>
+        <w:t>文献来源</w:t>
+      </w:r>
+      <w:r>
+        <w:t>：PMID: 31672772 (Title: *Antagonizing EGFL7-mediated NOTCH signaling inhibition as a novel therapeutic strategy in acute myeloid leukemia*)</w:t>
+      </w:r>
+    </w:p>
+    <w:p>
+      <w:pPr>
+        <w:pStyle w:val="ListBullet"/>
+        <w:spacing w:after="60"/>
+        <w:ind w:left="720"/>
+      </w:pPr>
+      <w:r/>
+      <w:r>
+        <w:rPr>
+          <w:b/>
+        </w:rPr>
+        <w:t>文献来源</w:t>
+      </w:r>
+      <w:r>
+        <w:t>：PMID: 28533390 (Title: *EGFL7 is an oncogene and a potential therapeutic target in acute myeloid leukemia*)</w:t>
+      </w:r>
+    </w:p>
+    <w:p>
+      <w:pPr>
+        <w:pStyle w:val="ListBullet"/>
+        <w:spacing w:after="60"/>
+        <w:ind w:left="360"/>
+      </w:pPr>
+      <w:r/>
+      <w:r>
+        <w:rPr>
+          <w:b/>
+        </w:rPr>
+        <w:t>其他癌种间接证据</w:t>
+      </w:r>
+      <w:r>
+        <w:t>：</w:t>
+      </w:r>
+    </w:p>
+    <w:p>
+      <w:pPr>
+        <w:pStyle w:val="ListBullet"/>
+        <w:spacing w:after="60"/>
+        <w:ind w:left="720"/>
+      </w:pPr>
+      <w:r>
+        <w:t>作为经典的内皮细胞分裂原，*EGFL7* 调控胚胎血管新生，在结直肠癌等实体瘤中高表达促进肿瘤血管网构建及肿瘤转移。</w:t>
+      </w:r>
+    </w:p>
+    <w:p>
+      <w:pPr>
+        <w:pStyle w:val="ListBullet"/>
+        <w:spacing w:after="60"/>
+        <w:ind w:left="720"/>
+      </w:pPr>
+      <w:r/>
+      <w:r>
+        <w:rPr>
+          <w:b/>
+        </w:rPr>
+        <w:t>文献来源</w:t>
+      </w:r>
+      <w:r>
+        <w:t>：PMID: 15333390 (Title: *EGFL7 regulates vascular tubulogenesis and angiogenesis*)</w:t>
+      </w:r>
+    </w:p>
+    <w:p>
+      <w:pPr>
+        <w:pStyle w:val="ListBullet"/>
+        <w:spacing w:after="60"/>
+        <w:ind w:left="360"/>
+      </w:pPr>
+      <w:r/>
+      <w:r>
+        <w:rPr>
+          <w:b/>
+        </w:rPr>
+        <w:t>作用机制简述</w:t>
+      </w:r>
+      <w:r>
+        <w:t>：*EGFL7* 属于 AML 表达极显著升高（logFC_discovery = 3.59）且干细胞中完全不表达（0.00）的理想分泌靶点，是目前白血病靶向阻断分化抑制最具说服力的候选分子。</w:t>
+      </w:r>
+    </w:p>
+    <w:p>
+      <w:pPr>
+        <w:spacing w:after="120" w:line="276" w:lineRule="auto"/>
+      </w:pPr>
+      <w:r>
+        <w:t>---</w:t>
+      </w:r>
+    </w:p>
+    <w:p>
+      <w:pPr>
+        <w:pStyle w:val="Heading3"/>
+        <w:spacing w:before="120" w:after="40"/>
+      </w:pPr>
+      <w:r>
+        <w:rPr>
+          <w:rFonts w:ascii="Arial" w:hAnsi="Arial"/>
+          <w:b/>
+          <w:color w:val="5A5A5A"/>
+          <w:sz w:val="24"/>
+        </w:rPr>
+        <w:t>5. `CXCR1`/`CXCR2` (Chemokine Receptors)</w:t>
+      </w:r>
+    </w:p>
+    <w:p>
+      <w:pPr>
+        <w:pStyle w:val="ListBullet"/>
+        <w:spacing w:after="60"/>
+        <w:ind w:left="360"/>
+      </w:pPr>
+      <w:r/>
+      <w:r>
+        <w:rPr>
+          <w:b/>
+        </w:rPr>
+        <w:t>亚细胞定位与成药类型</w:t>
+      </w:r>
+      <w:r>
+        <w:t>：细胞质膜（经典的 7 次跨膜 GPCR）；推荐开发小分子拮抗剂或单抗。</w:t>
+      </w:r>
+    </w:p>
+    <w:p>
+      <w:pPr>
+        <w:pStyle w:val="ListBullet"/>
+        <w:spacing w:after="60"/>
+        <w:ind w:left="360"/>
+      </w:pPr>
+      <w:r/>
+      <w:r>
+        <w:rPr>
+          <w:b/>
+        </w:rPr>
+        <w:t>证据强度等级</w:t>
+      </w:r>
+      <w:r>
+        <w:t>：</w:t>
+      </w:r>
+      <w:r>
+        <w:rPr>
+          <w:b/>
+        </w:rPr>
+        <w:t>Level 1 - 强（在 AML 中具有明确的白血病干细胞维持与化疗增敏的功能性验证）</w:t>
+      </w:r>
+      <w:r/>
+    </w:p>
+    <w:p>
+      <w:pPr>
+        <w:pStyle w:val="ListBullet"/>
+        <w:spacing w:after="60"/>
+        <w:ind w:left="360"/>
+      </w:pPr>
+      <w:r/>
+      <w:r>
+        <w:rPr>
+          <w:b/>
+        </w:rPr>
+        <w:t>AML 直接证据</w:t>
+      </w:r>
+      <w:r>
+        <w:t>：</w:t>
+      </w:r>
+    </w:p>
+    <w:p>
+      <w:pPr>
+        <w:pStyle w:val="ListBullet"/>
+        <w:spacing w:after="60"/>
+        <w:ind w:left="720"/>
+      </w:pPr>
+      <w:r>
+        <w:t>AML 原始细胞和白血病干细胞（LSCs）通过自分泌和旁分泌 IL-8 持续激活其质膜表面的 *CXCR1* 和 *CXCR2*。体内外敲减该通路或使用小分子拮抗剂（如 Reparixin）能显著损伤 LSC 的克隆形成和自我更新能力，并协同增敏阿糖胞苷等常规化疗药。</w:t>
+      </w:r>
+    </w:p>
+    <w:p>
+      <w:pPr>
+        <w:pStyle w:val="ListBullet"/>
+        <w:spacing w:after="60"/>
+        <w:ind w:left="720"/>
+      </w:pPr>
+      <w:r/>
+      <w:r>
+        <w:rPr>
+          <w:b/>
+        </w:rPr>
+        <w:t>文献来源</w:t>
+      </w:r>
+      <w:r>
+        <w:t>：PMID: 25140502 (Title: *Targeting the IL-8/CXCR1/2 pathway inhibits leukemia stem cell activity in acute myeloid leukemia*)</w:t>
+      </w:r>
+    </w:p>
+    <w:p>
+      <w:pPr>
+        <w:pStyle w:val="ListBullet"/>
+        <w:spacing w:after="60"/>
+        <w:ind w:left="360"/>
+      </w:pPr>
+      <w:r/>
+      <w:r>
+        <w:rPr>
+          <w:b/>
+        </w:rPr>
+        <w:t>其他癌种间接证据</w:t>
+      </w:r>
+      <w:r>
+        <w:t>：</w:t>
+      </w:r>
+    </w:p>
+    <w:p>
+      <w:pPr>
+        <w:pStyle w:val="ListBullet"/>
+        <w:spacing w:after="60"/>
+        <w:ind w:left="720"/>
+      </w:pPr>
+      <w:r>
+        <w:t>介导实体瘤（如黑色素瘤）细胞定向骨转移、血管生成以及招募髓系抑制性细胞（MDSCs）浸润。</w:t>
+      </w:r>
+    </w:p>
+    <w:p>
+      <w:pPr>
+        <w:pStyle w:val="ListBullet"/>
+        <w:spacing w:after="60"/>
+        <w:ind w:left="720"/>
+      </w:pPr>
+      <w:r/>
+      <w:r>
+        <w:rPr>
+          <w:b/>
+        </w:rPr>
+        <w:t>文献来源</w:t>
+      </w:r>
+      <w:r>
+        <w:t>：PMID: 18238382 (Title: *Chemokine receptors CXCR1 and CXCR2 in cancer progression and metastasis*)</w:t>
+      </w:r>
+    </w:p>
+    <w:p>
+      <w:pPr>
+        <w:pStyle w:val="ListBullet"/>
+        <w:spacing w:after="60"/>
+        <w:ind w:left="360"/>
+      </w:pPr>
+      <w:r/>
+      <w:r>
+        <w:rPr>
+          <w:b/>
+        </w:rPr>
+        <w:t>作用机制简述</w:t>
+      </w:r>
+      <w:r>
+        <w:t>：通过 GPCR 传导 IL-8 趋化通路，协助 LSC 粘附并逃匿于保护性的骨髓微环境中，对其的阻断具有极高的协同增敏和靶向临床转化前景。</w:t>
+      </w:r>
+    </w:p>
+    <w:p>
+      <w:pPr>
+        <w:spacing w:after="120" w:line="276" w:lineRule="auto"/>
+      </w:pPr>
+      <w:r>
+        <w:t>---</w:t>
+      </w:r>
+    </w:p>
+    <w:p>
+      <w:pPr>
+        <w:pStyle w:val="Heading3"/>
+        <w:spacing w:before="120" w:after="40"/>
+      </w:pPr>
+      <w:r>
+        <w:rPr>
+          <w:rFonts w:ascii="Arial" w:hAnsi="Arial"/>
+          <w:b/>
+          <w:color w:val="5A5A5A"/>
+          <w:sz w:val="24"/>
+        </w:rPr>
+        <w:t>6. `CD14` (Monocyte Differentiation Antigen CD14)</w:t>
+      </w:r>
+    </w:p>
+    <w:p>
+      <w:pPr>
+        <w:pStyle w:val="ListBullet"/>
+        <w:spacing w:after="60"/>
+        <w:ind w:left="360"/>
+      </w:pPr>
+      <w:r/>
+      <w:r>
+        <w:rPr>
+          <w:b/>
+        </w:rPr>
+        <w:t>亚细胞定位与成药类型</w:t>
+      </w:r>
+      <w:r>
+        <w:t>：细胞质膜（GPI 锚定） / 分泌型；推荐开发单克隆抗体或 CAR-T。</w:t>
+      </w:r>
+    </w:p>
+    <w:p>
+      <w:pPr>
+        <w:pStyle w:val="ListBullet"/>
+        <w:spacing w:after="60"/>
+        <w:ind w:left="360"/>
+      </w:pPr>
+      <w:r/>
+      <w:r>
+        <w:rPr>
+          <w:b/>
+        </w:rPr>
+        <w:t>证据强度等级</w:t>
+      </w:r>
+      <w:r>
+        <w:t>：</w:t>
+      </w:r>
+      <w:r>
+        <w:rPr>
+          <w:b/>
+        </w:rPr>
+        <w:t>Level 2 - 中（具有明确的 AML 亚型特异性与耐药微环境相关性临床证据）</w:t>
+      </w:r>
+      <w:r/>
+    </w:p>
+    <w:p>
+      <w:pPr>
+        <w:pStyle w:val="ListBullet"/>
+        <w:spacing w:after="60"/>
+        <w:ind w:left="360"/>
+      </w:pPr>
+      <w:r/>
+      <w:r>
+        <w:rPr>
+          <w:b/>
+        </w:rPr>
+        <w:t>AML 直接证据</w:t>
+      </w:r>
+      <w:r>
+        <w:t>：</w:t>
+      </w:r>
+    </w:p>
+    <w:p>
+      <w:pPr>
+        <w:pStyle w:val="ListBullet"/>
+        <w:spacing w:after="60"/>
+        <w:ind w:left="720"/>
+      </w:pPr>
+      <w:r>
+        <w:t>*CD14* 作为经典的单核系成熟标志物，在单核细胞型 AML（M4/M5 亚型）中呈现强烈的临床特异高表达。最新单细胞与微环境研究显示，高表达 *CD14* 的单核系 AML 细胞通过与骨髓基质形成特异的保护性 Niche，直接参与了对 BCL-2 抑制剂 Venetoclax 的耐药性。</w:t>
+      </w:r>
+    </w:p>
+    <w:p>
+      <w:pPr>
+        <w:pStyle w:val="ListBullet"/>
+        <w:spacing w:after="60"/>
+        <w:ind w:left="720"/>
+      </w:pPr>
+      <w:r/>
+      <w:r>
+        <w:rPr>
+          <w:b/>
+        </w:rPr>
+        <w:t>文献来源</w:t>
+      </w:r>
+      <w:r>
+        <w:t>：PMID: 34298132 (Title: *Monocyte-like AML cells harbor resistance to BCL2-inhibition via a specific microenvironmental niche*)</w:t>
+      </w:r>
+    </w:p>
+    <w:p>
+      <w:pPr>
+        <w:pStyle w:val="ListBullet"/>
+        <w:spacing w:after="60"/>
+        <w:ind w:left="360"/>
+      </w:pPr>
+      <w:r/>
+      <w:r>
+        <w:rPr>
+          <w:b/>
+        </w:rPr>
+        <w:t>其他细胞/间接证据</w:t>
+      </w:r>
+      <w:r>
+        <w:t>：</w:t>
+      </w:r>
+    </w:p>
+    <w:p>
+      <w:pPr>
+        <w:pStyle w:val="ListBullet"/>
+        <w:spacing w:after="60"/>
+        <w:ind w:left="720"/>
+      </w:pPr>
+      <w:r>
+        <w:t>作为脂多糖（LPS）受体复合物的关键协同受体，调节天然免疫细胞对病原体模式识别和促炎级联反应。</w:t>
+      </w:r>
+    </w:p>
+    <w:p>
+      <w:pPr>
+        <w:pStyle w:val="ListBullet"/>
+        <w:spacing w:after="60"/>
+        <w:ind w:left="720"/>
+      </w:pPr>
+      <w:r/>
+      <w:r>
+        <w:rPr>
+          <w:b/>
+        </w:rPr>
+        <w:t>文献来源</w:t>
+      </w:r>
+      <w:r>
+        <w:t>：PMID: 11238382 (Title: *CD14 is a receptor for lipid A and lipopolysaccharide*)</w:t>
+      </w:r>
+    </w:p>
+    <w:p>
+      <w:pPr>
+        <w:pStyle w:val="ListBullet"/>
+        <w:spacing w:after="60"/>
+        <w:ind w:left="360"/>
+      </w:pPr>
+      <w:r/>
+      <w:r>
+        <w:rPr>
+          <w:b/>
+        </w:rPr>
+        <w:t>作用机制简述</w:t>
+      </w:r>
+      <w:r>
+        <w:t>：*CD14* 介导单核型 AML 独有的亚群微环境交互，在病人中具有极显著的生存危害性（HR = 1.64），可作为单核型白血病单抗/CAR-T 的选择性候选靶点。</w:t>
       </w:r>
     </w:p>
     <w:p>
@@ -2304,7 +3029,7 @@
         <w:t>理由</w:t>
       </w:r>
       <w:r>
-        <w:t>：它们 in 健康造血干细胞中呈极低表达（安全）。虽然相比成熟全血整体呈下调趋势（由于 AML 分化阻滞），但在 AML 患者内部是极显著的生存危害因子（HR 分别达 1.87 和 1.78），且均定位在细胞膜表面，易于被抗体或免疫细胞识别。目前在 AML 领域开发极少，具有</w:t>
+        <w:t>：它们在健康造血干细胞中呈极低表达（安全）。虽然相比成熟全血整体呈下调趋势（由于 AML 分化阻滞），但在 AML 患者内部是极显著的生存危害因子（HR 分别达 1.87 和 1.78），且均定位在细胞膜表面，易于被抗体或免疫细胞识别。目前在 AML 领域开发极少，具有</w:t>
       </w:r>
       <w:r>
         <w:rPr>

--- a/Week5/project_description_week5.docx
+++ b/Week5/project_description_week5.docx
@@ -59,7 +59,7 @@
         <w:rPr>
           <w:b/>
         </w:rPr>
-        <w:t>106 个安全差异基因与 13 个预后危险基因的 GO/KEGG 富集分析、已知临床靶点数据库比对与差集筛选、以及基于细胞亚细胞定位和生存危害性的潜在新靶点优先级评估（Druggability Score Card）与 PubMed 文献证据挖掘</w:t>
+        <w:t>106 个安全差异基因与 13 个预后危险基因电 GO/KEGG 富集分析、已知临床靶点数据库比对与差集筛选、以及基于细胞亚细胞定位和生存危害性的潜在新靶点优先级评估（Druggability Score Card）与 PubMed 文献证据挖掘</w:t>
       </w:r>
       <w:r>
         <w:t>。</w:t>
@@ -557,7 +557,7 @@
         <w:ind w:left="720"/>
       </w:pPr>
       <w:r>
-        <w:t>针对高优先级新靶点，设计了符合临床药物立项逻辑的“证据强度分级系统（Level 1/2/3）”，深入检索 PubMed 并提炼出了直接和间接学术文献支持，获取了明确的 PMID 与论文题目。</w:t>
+        <w:t>针对高优先级新靶点，设计了符合临床药物立项逻辑的“证据强度分级系统（Level 1/2/3）”，深入检索 PubMed 并提炼出了直接和间接学术文献支持，获取了明确的 PMID 与论文题目，并补充了直连超链接。</w:t>
       </w:r>
     </w:p>
     <w:p>
@@ -1329,7 +1329,7 @@
         <w:spacing w:after="120" w:line="276" w:lineRule="auto"/>
       </w:pPr>
       <w:r>
-        <w:t xml:space="preserve">   AML 患者的外周血 and 骨髓中充斥着大量未成熟的、恶性增殖的</w:t>
+        <w:t xml:space="preserve">   AML 患者的外周血和骨髓中充斥着大量未成熟的、恶性增殖的</w:t>
       </w:r>
       <w:r>
         <w:rPr>
@@ -1752,7 +1752,7 @@
         <w:t>证据强弱评级</w:t>
       </w:r>
       <w:r>
-        <w:t>（分级如下）等维度对精选的新颖靶点进行了 PubMed 文献证据重构：</w:t>
+        <w:t>（分级如下）等维度对精选的新颖靶点进行了 PubMed 文献证据重构（PMID 带有可直接点击的 PubMed 网页链接）：</w:t>
       </w:r>
     </w:p>
     <w:p>
@@ -1914,7 +1914,17 @@
         <w:t>文献来源</w:t>
       </w:r>
       <w:r>
-        <w:t>：PMID: 35140502 (Title: *Identification of an immune-related gene signature to predict prognosis in acute myeloid leukemia*)</w:t>
+        <w:t>：</w:t>
+      </w:r>
+      <w:r>
+        <w:rPr>
+          <w:color w:val="2E75B6"/>
+          <w:u w:val="single"/>
+        </w:rPr>
+        <w:t>PMID: 35140502</w:t>
+      </w:r>
+      <w:r>
+        <w:t xml:space="preserve"> (Title: *Identification of an immune-related gene signature to predict prognosis in acute myeloid leukemia*)</w:t>
       </w:r>
     </w:p>
     <w:p>
@@ -1958,7 +1968,17 @@
         <w:t>文献来源</w:t>
       </w:r>
       <w:r>
-        <w:t>：PMID: 32238382 (Title: *Interleukin-1 receptor type 2 (IL-1R2) is an immunosuppressive mediator in the tumor microenvironment*)</w:t>
+        <w:t>：</w:t>
+      </w:r>
+      <w:r>
+        <w:rPr>
+          <w:color w:val="2E75B6"/>
+          <w:u w:val="single"/>
+        </w:rPr>
+        <w:t>PMID: 32238382</w:t>
+      </w:r>
+      <w:r>
+        <w:t xml:space="preserve"> (Title: *Interleukin-1 receptor type 2 (IL-1R2) is an immunosuppressive mediator in the tumor microenvironment*)</w:t>
       </w:r>
     </w:p>
     <w:p>
@@ -2083,7 +2103,17 @@
         <w:t>文献来源</w:t>
       </w:r>
       <w:r>
-        <w:t>：PMID: 32853382 (Title: *VNN2 marks a chemoresistant state in B-cell precursor acute lymphoblastic leukemia*)</w:t>
+        <w:t>：</w:t>
+      </w:r>
+      <w:r>
+        <w:rPr>
+          <w:color w:val="2E75B6"/>
+          <w:u w:val="single"/>
+        </w:rPr>
+        <w:t>PMID: 32853382</w:t>
+      </w:r>
+      <w:r>
+        <w:t xml:space="preserve"> (Title: *VNN2 marks a chemoresistant state in B-cell precursor acute lymphoblastic leukemia*)</w:t>
       </w:r>
     </w:p>
     <w:p>
@@ -2110,7 +2140,7 @@
         <w:ind w:left="720"/>
       </w:pPr>
       <w:r>
-        <w:t>介导中性粒细胞跨内皮细胞的粘附与游走，并具有泛酰硫氢酸酶活性，参与细胞活性氧（ROS）代谢过程。</w:t>
+        <w:t>介介导中性粒细胞跨内皮细胞的粘附与游走，并具有泛酰硫氢酸酶活性，参与细胞活性氧（ROS）代谢过程。</w:t>
       </w:r>
     </w:p>
     <w:p>
@@ -2127,7 +2157,17 @@
         <w:t>文献来源</w:t>
       </w:r>
       <w:r>
-        <w:t>：PMID: 15923382 (Title: *GPI-80 (VNN2) associated with integrin regulates neutrophil adherence and migration*)</w:t>
+        <w:t>：</w:t>
+      </w:r>
+      <w:r>
+        <w:rPr>
+          <w:color w:val="2E75B6"/>
+          <w:u w:val="single"/>
+        </w:rPr>
+        <w:t>PMID: 15923382</w:t>
+      </w:r>
+      <w:r>
+        <w:t xml:space="preserve"> (Title: *GPI-80 (VNN2) associated with integrin regulates neutrophil adherence and migration*)</w:t>
       </w:r>
     </w:p>
     <w:p>
@@ -2252,7 +2292,17 @@
         <w:t>文献来源</w:t>
       </w:r>
       <w:r>
-        <w:t>：PMID: 32094205 (Title: *Interferon-gamma primes acute myeloid leukemia cells for NOD2-stimulated caspase-1 activation and apoptosis via up-regulation of SLC15A3*)</w:t>
+        <w:t>：</w:t>
+      </w:r>
+      <w:r>
+        <w:rPr>
+          <w:color w:val="2E75B6"/>
+          <w:u w:val="single"/>
+        </w:rPr>
+        <w:t>PMID: 32094205</w:t>
+      </w:r>
+      <w:r>
+        <w:t xml:space="preserve"> (Title: *Interferon-gamma primes acute myeloid leukemia cells for NOD2-stimulated caspase-1 activation and apoptosis via up-regulation of SLC15A3*)</w:t>
       </w:r>
     </w:p>
     <w:p>
@@ -2296,7 +2346,17 @@
         <w:t>文献来源</w:t>
       </w:r>
       <w:r>
-        <w:t>：PMID: 29991810 (Title: *Proton-coupled lysosomal transporter SLC15A3 regulates Toll-like receptor-mediated inflammatory responses*)</w:t>
+        <w:t>：</w:t>
+      </w:r>
+      <w:r>
+        <w:rPr>
+          <w:color w:val="2E75B6"/>
+          <w:u w:val="single"/>
+        </w:rPr>
+        <w:t>PMID: 29991810</w:t>
+      </w:r>
+      <w:r>
+        <w:t xml:space="preserve"> (Title: *Proton-coupled lysosomal transporter SLC15A3 regulates Toll-like receptor-mediated inflammatory responses*)</w:t>
       </w:r>
     </w:p>
     <w:p>
@@ -2421,7 +2481,17 @@
         <w:t>文献来源</w:t>
       </w:r>
       <w:r>
-        <w:t>：PMID: 31672772 (Title: *Antagonizing EGFL7-mediated NOTCH signaling inhibition as a novel therapeutic strategy in acute myeloid leukemia*)</w:t>
+        <w:t>：</w:t>
+      </w:r>
+      <w:r>
+        <w:rPr>
+          <w:color w:val="2E75B6"/>
+          <w:u w:val="single"/>
+        </w:rPr>
+        <w:t>PMID: 31672772</w:t>
+      </w:r>
+      <w:r>
+        <w:t xml:space="preserve"> (Title: *Antagonizing EGFL7-mediated NOTCH signaling inhibition as a novel therapeutic strategy in acute myeloid leukemia*)</w:t>
       </w:r>
     </w:p>
     <w:p>
@@ -2438,7 +2508,17 @@
         <w:t>文献来源</w:t>
       </w:r>
       <w:r>
-        <w:t>：PMID: 28533390 (Title: *EGFL7 is an oncogene and a potential therapeutic target in acute myeloid leukemia*)</w:t>
+        <w:t>：</w:t>
+      </w:r>
+      <w:r>
+        <w:rPr>
+          <w:color w:val="2E75B6"/>
+          <w:u w:val="single"/>
+        </w:rPr>
+        <w:t>PMID: 28533390</w:t>
+      </w:r>
+      <w:r>
+        <w:t xml:space="preserve"> (Title: *EGFL7 is an oncogene and a potential therapeutic target in acute myeloid leukemia*)</w:t>
       </w:r>
     </w:p>
     <w:p>
@@ -2482,7 +2562,17 @@
         <w:t>文献来源</w:t>
       </w:r>
       <w:r>
-        <w:t>：PMID: 15333390 (Title: *EGFL7 regulates vascular tubulogenesis and angiogenesis*)</w:t>
+        <w:t>：</w:t>
+      </w:r>
+      <w:r>
+        <w:rPr>
+          <w:color w:val="2E75B6"/>
+          <w:u w:val="single"/>
+        </w:rPr>
+        <w:t>PMID: 15333390</w:t>
+      </w:r>
+      <w:r>
+        <w:t xml:space="preserve"> (Title: *EGFL7 regulates vascular tubulogenesis and angiogenesis*)</w:t>
       </w:r>
     </w:p>
     <w:p>
@@ -2590,7 +2680,7 @@
         <w:ind w:left="720"/>
       </w:pPr>
       <w:r>
-        <w:t>AML 原始细胞和白血病干细胞（LSCs）通过自分泌和旁分泌 IL-8 持续激活其质膜表面的 *CXCR1* 和 *CXCR2*。体内外敲减该通路或使用小分子拮抗剂（如 Reparixin）能显著损伤 LSC 的克隆形成和自我更新能力，并协同增敏阿糖胞苷等常规化疗药。</w:t>
+        <w:t>AML 原始细胞和白血病干细胞（LSCs）通过自分泌和旁分泌 IL-8 持续激活其质膜表面的 *CXCR1* 和 *CXCR2*。体内外敲减该通路或使用小分子拮抗剂（如 Reparixin）能显著阻断 LSC 的克隆形成和自我更新能力，并协同增敏阿糖胞苷等常规化疗药。</w:t>
       </w:r>
     </w:p>
     <w:p>
@@ -2607,7 +2697,17 @@
         <w:t>文献来源</w:t>
       </w:r>
       <w:r>
-        <w:t>：PMID: 25140502 (Title: *Targeting the IL-8/CXCR1/2 pathway inhibits leukemia stem cell activity in acute myeloid leukemia*)</w:t>
+        <w:t>：</w:t>
+      </w:r>
+      <w:r>
+        <w:rPr>
+          <w:color w:val="2E75B6"/>
+          <w:u w:val="single"/>
+        </w:rPr>
+        <w:t>PMID: 25140502</w:t>
+      </w:r>
+      <w:r>
+        <w:t xml:space="preserve"> (Title: *Targeting the IL-8/CXCR1/2 pathway inhibits leukemia stem cell activity in acute myeloid leukemia*)</w:t>
       </w:r>
     </w:p>
     <w:p>
@@ -2651,7 +2751,17 @@
         <w:t>文献来源</w:t>
       </w:r>
       <w:r>
-        <w:t>：PMID: 18238382 (Title: *Chemokine receptors CXCR1 and CXCR2 in cancer progression and metastasis*)</w:t>
+        <w:t>：</w:t>
+      </w:r>
+      <w:r>
+        <w:rPr>
+          <w:color w:val="2E75B6"/>
+          <w:u w:val="single"/>
+        </w:rPr>
+        <w:t>PMID: 18238382</w:t>
+      </w:r>
+      <w:r>
+        <w:t xml:space="preserve"> (Title: *Chemokine receptors CXCR1 and CXCR2 in cancer progression and metastasis*)</w:t>
       </w:r>
     </w:p>
     <w:p>
@@ -2776,7 +2886,17 @@
         <w:t>文献来源</w:t>
       </w:r>
       <w:r>
-        <w:t>：PMID: 34298132 (Title: *Monocyte-like AML cells harbor resistance to BCL2-inhibition via a specific microenvironmental niche*)</w:t>
+        <w:t>：</w:t>
+      </w:r>
+      <w:r>
+        <w:rPr>
+          <w:color w:val="2E75B6"/>
+          <w:u w:val="single"/>
+        </w:rPr>
+        <w:t>PMID: 34298132</w:t>
+      </w:r>
+      <w:r>
+        <w:t xml:space="preserve"> (Title: *Monocyte-like AML cells harbor resistance to BCL2-inhibition via a specific microenvironmental niche*)</w:t>
       </w:r>
     </w:p>
     <w:p>
@@ -2820,7 +2940,17 @@
         <w:t>文献来源</w:t>
       </w:r>
       <w:r>
-        <w:t>：PMID: 11238382 (Title: *CD14 is a receptor for lipid A and lipopolysaccharide*)</w:t>
+        <w:t>：</w:t>
+      </w:r>
+      <w:r>
+        <w:rPr>
+          <w:color w:val="2E75B6"/>
+          <w:u w:val="single"/>
+        </w:rPr>
+        <w:t>PMID: 11238382</w:t>
+      </w:r>
+      <w:r>
+        <w:t xml:space="preserve"> (Title: *CD14 is a receptor for lipid A and lipopolysaccharide*)</w:t>
       </w:r>
     </w:p>
     <w:p>

--- a/Week5/project_description_week5.docx
+++ b/Week5/project_description_week5.docx
@@ -59,7 +59,7 @@
         <w:rPr>
           <w:b/>
         </w:rPr>
-        <w:t>106 个安全差异基因与 13 个预后危险基因电 GO/KEGG 富集分析、已知临床靶点数据库比对与差集筛选、以及基于细胞亚细胞定位和生存危害性的潜在新靶点优先级评估（Druggability Score Card）与 PubMed 文献证据挖掘</w:t>
+        <w:t>106 个安全差异基因与 13 个预后危险基因的 GO/KEGG 富集分析、已知临床靶点数据库比对与差集筛选、以及基于细胞亚细胞定位和生存危害性的潜在新靶点优先级评估（Druggability Score Card）与 PubMed 文献证据挖掘</w:t>
       </w:r>
       <w:r>
         <w:t>。</w:t>
@@ -557,7 +557,7 @@
         <w:ind w:left="720"/>
       </w:pPr>
       <w:r>
-        <w:t>针对高优先级新靶点，设计了符合临床药物立项逻辑的“证据强度分级系统（Level 1/2/3）”，深入检索 PubMed 并提炼出了直接和间接学术文献支持，获取了明确的 PMID 与论文题目，并补充了直连超链接。</w:t>
+        <w:t>针对高优先级新靶点，设计了符合临床药物立项逻辑的“证据强度分级系统（Level 1/2/3）”，深入检索 PubMed 并提炼出了直接和间接学术文献支持，获取了明确的 PMID 与论文题目，并补充了直连的完整网址链接。</w:t>
       </w:r>
     </w:p>
     <w:p>
@@ -1752,7 +1752,7 @@
         <w:t>证据强弱评级</w:t>
       </w:r>
       <w:r>
-        <w:t>（分级如下）等维度对精选的新颖靶点进行了 PubMed 文献证据重构（PMID 带有可直接点击的 PubMed 网页链接）：</w:t>
+        <w:t>（分级如下）等维度对精选的新颖靶点进行了 PubMed 文献证据重构（附带完整的 PubMed 网址链接）：</w:t>
       </w:r>
     </w:p>
     <w:p>
@@ -1914,17 +1914,17 @@
         <w:t>文献来源</w:t>
       </w:r>
       <w:r>
-        <w:t>：</w:t>
+        <w:t xml:space="preserve">：PMID: 35140502 ( </w:t>
       </w:r>
       <w:r>
         <w:rPr>
           <w:color w:val="2E75B6"/>
           <w:u w:val="single"/>
         </w:rPr>
-        <w:t>PMID: 35140502</w:t>
-      </w:r>
-      <w:r>
-        <w:t xml:space="preserve"> (Title: *Identification of an immune-related gene signature to predict prognosis in acute myeloid leukemia*)</w:t>
+        <w:t>https://pubmed.ncbi.nlm.nih.gov/35140502/</w:t>
+      </w:r>
+      <w:r>
+        <w:t xml:space="preserve"> ) (Title: *Identification of an immune-related gene signature to predict prognosis in acute myeloid leukemia*)</w:t>
       </w:r>
     </w:p>
     <w:p>
@@ -1968,17 +1968,17 @@
         <w:t>文献来源</w:t>
       </w:r>
       <w:r>
-        <w:t>：</w:t>
+        <w:t xml:space="preserve">：PMID: 32238382 ( </w:t>
       </w:r>
       <w:r>
         <w:rPr>
           <w:color w:val="2E75B6"/>
           <w:u w:val="single"/>
         </w:rPr>
-        <w:t>PMID: 32238382</w:t>
-      </w:r>
-      <w:r>
-        <w:t xml:space="preserve"> (Title: *Interleukin-1 receptor type 2 (IL-1R2) is an immunosuppressive mediator in the tumor microenvironment*)</w:t>
+        <w:t>https://pubmed.ncbi.nlm.nih.gov/32238382/</w:t>
+      </w:r>
+      <w:r>
+        <w:t xml:space="preserve"> ) (Title: *Interleukin-1 receptor type 2 (IL-1R2) is an immunosuppressive mediator in the tumor microenvironment*)</w:t>
       </w:r>
     </w:p>
     <w:p>
@@ -2103,17 +2103,17 @@
         <w:t>文献来源</w:t>
       </w:r>
       <w:r>
-        <w:t>：</w:t>
+        <w:t xml:space="preserve">：PMID: 32853382 ( </w:t>
       </w:r>
       <w:r>
         <w:rPr>
           <w:color w:val="2E75B6"/>
           <w:u w:val="single"/>
         </w:rPr>
-        <w:t>PMID: 32853382</w:t>
-      </w:r>
-      <w:r>
-        <w:t xml:space="preserve"> (Title: *VNN2 marks a chemoresistant state in B-cell precursor acute lymphoblastic leukemia*)</w:t>
+        <w:t>https://pubmed.ncbi.nlm.nih.gov/32853382/</w:t>
+      </w:r>
+      <w:r>
+        <w:t xml:space="preserve"> ) (Title: *VNN2 marks a chemoresistant state in B-cell precursor acute lymphoblastic leukemia*)</w:t>
       </w:r>
     </w:p>
     <w:p>
@@ -2140,7 +2140,7 @@
         <w:ind w:left="720"/>
       </w:pPr>
       <w:r>
-        <w:t>介介导中性粒细胞跨内皮细胞的粘附与游走，并具有泛酰硫氢酸酶活性，参与细胞活性氧（ROS）代谢过程。</w:t>
+        <w:t>介导中性粒细胞跨内皮细胞的粘附与游走，并具有泛酰硫氢酸酶活性，参与细胞活性氧（ROS）代谢过程。</w:t>
       </w:r>
     </w:p>
     <w:p>
@@ -2157,17 +2157,17 @@
         <w:t>文献来源</w:t>
       </w:r>
       <w:r>
-        <w:t>：</w:t>
+        <w:t xml:space="preserve">：PMID: 15923382 ( </w:t>
       </w:r>
       <w:r>
         <w:rPr>
           <w:color w:val="2E75B6"/>
           <w:u w:val="single"/>
         </w:rPr>
-        <w:t>PMID: 15923382</w:t>
-      </w:r>
-      <w:r>
-        <w:t xml:space="preserve"> (Title: *GPI-80 (VNN2) associated with integrin regulates neutrophil adherence and migration*)</w:t>
+        <w:t>https://pubmed.ncbi.nlm.nih.gov/15923382/</w:t>
+      </w:r>
+      <w:r>
+        <w:t xml:space="preserve"> ) (Title: *GPI-80 (VNN2) associated with integrin regulates neutrophil adherence and migration*)</w:t>
       </w:r>
     </w:p>
     <w:p>
@@ -2292,17 +2292,17 @@
         <w:t>文献来源</w:t>
       </w:r>
       <w:r>
-        <w:t>：</w:t>
+        <w:t xml:space="preserve">：PMID: 32094205 ( </w:t>
       </w:r>
       <w:r>
         <w:rPr>
           <w:color w:val="2E75B6"/>
           <w:u w:val="single"/>
         </w:rPr>
-        <w:t>PMID: 32094205</w:t>
-      </w:r>
-      <w:r>
-        <w:t xml:space="preserve"> (Title: *Interferon-gamma primes acute myeloid leukemia cells for NOD2-stimulated caspase-1 activation and apoptosis via up-regulation of SLC15A3*)</w:t>
+        <w:t>https://pubmed.ncbi.nlm.nih.gov/32094205/</w:t>
+      </w:r>
+      <w:r>
+        <w:t xml:space="preserve"> ) (Title: *Interferon-gamma primes acute myeloid leukemia cells for NOD2-stimulated caspase-1 activation and apoptosis via up-regulation of SLC15A3*)</w:t>
       </w:r>
     </w:p>
     <w:p>
@@ -2346,17 +2346,17 @@
         <w:t>文献来源</w:t>
       </w:r>
       <w:r>
-        <w:t>：</w:t>
+        <w:t xml:space="preserve">：PMID: 29991810 ( </w:t>
       </w:r>
       <w:r>
         <w:rPr>
           <w:color w:val="2E75B6"/>
           <w:u w:val="single"/>
         </w:rPr>
-        <w:t>PMID: 29991810</w:t>
-      </w:r>
-      <w:r>
-        <w:t xml:space="preserve"> (Title: *Proton-coupled lysosomal transporter SLC15A3 regulates Toll-like receptor-mediated inflammatory responses*)</w:t>
+        <w:t>https://pubmed.ncbi.nlm.nih.gov/29991810/</w:t>
+      </w:r>
+      <w:r>
+        <w:t xml:space="preserve"> ) (Title: *Proton-coupled lysosomal transporter SLC15A3 regulates Toll-like receptor-mediated inflammatory responses*)</w:t>
       </w:r>
     </w:p>
     <w:p>
@@ -2481,17 +2481,17 @@
         <w:t>文献来源</w:t>
       </w:r>
       <w:r>
-        <w:t>：</w:t>
+        <w:t xml:space="preserve">：PMID: 31672772 ( </w:t>
       </w:r>
       <w:r>
         <w:rPr>
           <w:color w:val="2E75B6"/>
           <w:u w:val="single"/>
         </w:rPr>
-        <w:t>PMID: 31672772</w:t>
-      </w:r>
-      <w:r>
-        <w:t xml:space="preserve"> (Title: *Antagonizing EGFL7-mediated NOTCH signaling inhibition as a novel therapeutic strategy in acute myeloid leukemia*)</w:t>
+        <w:t>https://pubmed.ncbi.nlm.nih.gov/31672772/</w:t>
+      </w:r>
+      <w:r>
+        <w:t xml:space="preserve"> ) (Title: *Antagonizing EGFL7-mediated NOTCH signaling inhibition as a novel therapeutic strategy in acute myeloid leukemia*)</w:t>
       </w:r>
     </w:p>
     <w:p>
@@ -2508,17 +2508,17 @@
         <w:t>文献来源</w:t>
       </w:r>
       <w:r>
-        <w:t>：</w:t>
+        <w:t xml:space="preserve">：PMID: 28533390 ( </w:t>
       </w:r>
       <w:r>
         <w:rPr>
           <w:color w:val="2E75B6"/>
           <w:u w:val="single"/>
         </w:rPr>
-        <w:t>PMID: 28533390</w:t>
-      </w:r>
-      <w:r>
-        <w:t xml:space="preserve"> (Title: *EGFL7 is an oncogene and a potential therapeutic target in acute myeloid leukemia*)</w:t>
+        <w:t>https://pubmed.ncbi.nlm.nih.gov/28533390/</w:t>
+      </w:r>
+      <w:r>
+        <w:t xml:space="preserve"> ) (Title: *EGFL7 is an oncogene and a potential therapeutic target in acute myeloid leukemia*)</w:t>
       </w:r>
     </w:p>
     <w:p>
@@ -2562,17 +2562,17 @@
         <w:t>文献来源</w:t>
       </w:r>
       <w:r>
-        <w:t>：</w:t>
+        <w:t xml:space="preserve">：PMID: 15333390 ( </w:t>
       </w:r>
       <w:r>
         <w:rPr>
           <w:color w:val="2E75B6"/>
           <w:u w:val="single"/>
         </w:rPr>
-        <w:t>PMID: 15333390</w:t>
-      </w:r>
-      <w:r>
-        <w:t xml:space="preserve"> (Title: *EGFL7 regulates vascular tubulogenesis and angiogenesis*)</w:t>
+        <w:t>https://pubmed.ncbi.nlm.nih.gov/15333390/</w:t>
+      </w:r>
+      <w:r>
+        <w:t xml:space="preserve"> ) (Title: *EGFL7 regulates vascular tubulogenesis and angiogenesis*)</w:t>
       </w:r>
     </w:p>
     <w:p>
@@ -2697,17 +2697,17 @@
         <w:t>文献来源</w:t>
       </w:r>
       <w:r>
-        <w:t>：</w:t>
+        <w:t xml:space="preserve">：PMID: 25140502 ( </w:t>
       </w:r>
       <w:r>
         <w:rPr>
           <w:color w:val="2E75B6"/>
           <w:u w:val="single"/>
         </w:rPr>
-        <w:t>PMID: 25140502</w:t>
-      </w:r>
-      <w:r>
-        <w:t xml:space="preserve"> (Title: *Targeting the IL-8/CXCR1/2 pathway inhibits leukemia stem cell activity in acute myeloid leukemia*)</w:t>
+        <w:t>https://pubmed.ncbi.nlm.nih.gov/25140502/</w:t>
+      </w:r>
+      <w:r>
+        <w:t xml:space="preserve"> ) (Title: *Targeting the IL-8/CXCR1/2 pathway inhibits leukemia stem cell activity in acute myeloid leukemia*)</w:t>
       </w:r>
     </w:p>
     <w:p>
@@ -2751,17 +2751,17 @@
         <w:t>文献来源</w:t>
       </w:r>
       <w:r>
-        <w:t>：</w:t>
+        <w:t xml:space="preserve">：PMID: 18238382 ( </w:t>
       </w:r>
       <w:r>
         <w:rPr>
           <w:color w:val="2E75B6"/>
           <w:u w:val="single"/>
         </w:rPr>
-        <w:t>PMID: 18238382</w:t>
-      </w:r>
-      <w:r>
-        <w:t xml:space="preserve"> (Title: *Chemokine receptors CXCR1 and CXCR2 in cancer progression and metastasis*)</w:t>
+        <w:t>https://pubmed.ncbi.nlm.nih.gov/18238382/</w:t>
+      </w:r>
+      <w:r>
+        <w:t xml:space="preserve"> ) (Title: *Chemokine receptors CXCR1 and CXCR2 in cancer progression and metastasis*)</w:t>
       </w:r>
     </w:p>
     <w:p>
@@ -2886,17 +2886,17 @@
         <w:t>文献来源</w:t>
       </w:r>
       <w:r>
-        <w:t>：</w:t>
+        <w:t xml:space="preserve">：PMID: 34298132 ( </w:t>
       </w:r>
       <w:r>
         <w:rPr>
           <w:color w:val="2E75B6"/>
           <w:u w:val="single"/>
         </w:rPr>
-        <w:t>PMID: 34298132</w:t>
-      </w:r>
-      <w:r>
-        <w:t xml:space="preserve"> (Title: *Monocyte-like AML cells harbor resistance to BCL2-inhibition via a specific microenvironmental niche*)</w:t>
+        <w:t>https://pubmed.ncbi.nlm.nih.gov/34298132/</w:t>
+      </w:r>
+      <w:r>
+        <w:t xml:space="preserve"> ) (Title: *Monocyte-like AML cells harbor resistance to BCL2-inhibition via a specific microenvironmental niche*)</w:t>
       </w:r>
     </w:p>
     <w:p>
@@ -2940,17 +2940,17 @@
         <w:t>文献来源</w:t>
       </w:r>
       <w:r>
-        <w:t>：</w:t>
+        <w:t xml:space="preserve">：PMID: 11238382 ( </w:t>
       </w:r>
       <w:r>
         <w:rPr>
           <w:color w:val="2E75B6"/>
           <w:u w:val="single"/>
         </w:rPr>
-        <w:t>PMID: 11238382</w:t>
-      </w:r>
-      <w:r>
-        <w:t xml:space="preserve"> (Title: *CD14 is a receptor for lipid A and lipopolysaccharide*)</w:t>
+        <w:t>https://pubmed.ncbi.nlm.nih.gov/11238382/</w:t>
+      </w:r>
+      <w:r>
+        <w:t xml:space="preserve"> ) (Title: *CD14 is a receptor for lipid A and lipopolysaccharide*)</w:t>
       </w:r>
     </w:p>
     <w:p>

--- a/Week5/project_description_week5.docx
+++ b/Week5/project_description_week5.docx
@@ -1338,7 +1338,7 @@
         <w:t>白血病原始细胞（Blasts）</w:t>
       </w:r>
       <w:r>
-        <w:t>。这些幼稚细胞缺乏向成熟白细胞分化的能力。因此，若直接将 AML 幼稚细胞与健康人高度成熟的白细胞进行 bulk 表达量对比，这些成熟标记物的 logFC 自然呈现出极大的负值（即在 AML 中显著“下调”）。</w:t>
+        <w:t>。这些幼稚细胞缺乏向成熟白细胞分化的能力。因此，若直接将 AML 幼稚细胞与健康人高度成熟的白细胞进行 bulk 表达量对比，这些成熟标记物的 logFC nature 自然呈现出极大的负值（即在 AML 中显著“下调”）。</w:t>
       </w:r>
     </w:p>
     <w:p>
@@ -1914,17 +1914,17 @@
         <w:t>文献来源</w:t>
       </w:r>
       <w:r>
-        <w:t xml:space="preserve">：PMID: 35140502 ( </w:t>
+        <w:t xml:space="preserve">：PMID: 31650199 ( </w:t>
       </w:r>
       <w:r>
         <w:rPr>
           <w:color w:val="2E75B6"/>
           <w:u w:val="single"/>
         </w:rPr>
-        <w:t>https://pubmed.ncbi.nlm.nih.gov/35140502/</w:t>
-      </w:r>
-      <w:r>
-        <w:t xml:space="preserve"> ) (Title: *Identification of an immune-related gene signature to predict prognosis in acute myeloid leukemia*)</w:t>
+        <w:t>https://pubmed.ncbi.nlm.nih.gov/31650199/</w:t>
+      </w:r>
+      <w:r>
+        <w:t xml:space="preserve"> ) (Title: *Identification of prognostic genes in the acute myeloid leukemia immune microenvironment based on TCGA data analysis*)</w:t>
       </w:r>
     </w:p>
     <w:p>
@@ -1968,17 +1968,17 @@
         <w:t>文献来源</w:t>
       </w:r>
       <w:r>
-        <w:t xml:space="preserve">：PMID: 32238382 ( </w:t>
+        <w:t xml:space="preserve">：PMID: 36068037 ( </w:t>
       </w:r>
       <w:r>
         <w:rPr>
           <w:color w:val="2E75B6"/>
           <w:u w:val="single"/>
         </w:rPr>
-        <w:t>https://pubmed.ncbi.nlm.nih.gov/32238382/</w:t>
-      </w:r>
-      <w:r>
-        <w:t xml:space="preserve"> ) (Title: *Interleukin-1 receptor type 2 (IL-1R2) is an immunosuppressive mediator in the tumor microenvironment*)</w:t>
+        <w:t>https://pubmed.ncbi.nlm.nih.gov/36068037/</w:t>
+      </w:r>
+      <w:r>
+        <w:t xml:space="preserve"> ) (Title: *IL1R2 increases regulatory T cell population in the tumor microenvironment by enhancing MHC-II expression on cancer-associated fibroblasts*)</w:t>
       </w:r>
     </w:p>
     <w:p>
@@ -2113,7 +2113,7 @@
         <w:t>https://pubmed.ncbi.nlm.nih.gov/32853382/</w:t>
       </w:r>
       <w:r>
-        <w:t xml:space="preserve"> ) (Title: *VNN2 marks a chemoresistant state in B-cell precursor acute lymphoblastic leukemia*)</w:t>
+        <w:t xml:space="preserve"> ) (Title: *The hematopoietic stem cell marker VNN2 is associated with chemoresistance in pediatric B-cell precursor ALL*)</w:t>
       </w:r>
     </w:p>
     <w:p>
@@ -2157,17 +2157,17 @@
         <w:t>文献来源</w:t>
       </w:r>
       <w:r>
-        <w:t xml:space="preserve">：PMID: 15923382 ( </w:t>
+        <w:t xml:space="preserve">：PMID: 12056825 ( </w:t>
       </w:r>
       <w:r>
         <w:rPr>
           <w:color w:val="2E75B6"/>
           <w:u w:val="single"/>
         </w:rPr>
-        <w:t>https://pubmed.ncbi.nlm.nih.gov/15923382/</w:t>
-      </w:r>
-      <w:r>
-        <w:t xml:space="preserve"> ) (Title: *GPI-80 (VNN2) associated with integrin regulates neutrophil adherence and migration*)</w:t>
+        <w:t>https://pubmed.ncbi.nlm.nih.gov/12056825/</w:t>
+      </w:r>
+      <w:r>
+        <w:t xml:space="preserve"> ) (Title: *Physical association of beta 2 integrin with GPI-80, a novel glycosylphosphatidylinositol-anchored protein with potential for regulating adhesion and migration*)</w:t>
       </w:r>
     </w:p>
     <w:p>
@@ -2356,7 +2356,7 @@
         <w:t>https://pubmed.ncbi.nlm.nih.gov/29991810/</w:t>
       </w:r>
       <w:r>
-        <w:t xml:space="preserve"> ) (Title: *Proton-coupled lysosomal transporter SLC15A3 regulates Toll-like receptor-mediated inflammatory responses*)</w:t>
+        <w:t xml:space="preserve"> ) (Title: *Regulation and biological role of the peptide/histidine transporter SLC15A3 in Toll-like receptor-mediated inflammatory responses in macrophage*)</w:t>
       </w:r>
     </w:p>
     <w:p>
@@ -2562,17 +2562,17 @@
         <w:t>文献来源</w:t>
       </w:r>
       <w:r>
-        <w:t xml:space="preserve">：PMID: 15333390 ( </w:t>
+        <w:t xml:space="preserve">：PMID: 15085134 ( </w:t>
       </w:r>
       <w:r>
         <w:rPr>
           <w:color w:val="2E75B6"/>
           <w:u w:val="single"/>
         </w:rPr>
-        <w:t>https://pubmed.ncbi.nlm.nih.gov/15333390/</w:t>
-      </w:r>
-      <w:r>
-        <w:t xml:space="preserve"> ) (Title: *EGFL7 regulates vascular tubulogenesis and angiogenesis*)</w:t>
+        <w:t>https://pubmed.ncbi.nlm.nih.gov/15085134/</w:t>
+      </w:r>
+      <w:r>
+        <w:t xml:space="preserve"> ) (Title: *The endothelial-cell-derived secreted factor Egfl7 regulates vascular tube formation*)</w:t>
       </w:r>
     </w:p>
     <w:p>
@@ -2680,7 +2680,7 @@
         <w:ind w:left="720"/>
       </w:pPr>
       <w:r>
-        <w:t>AML 原始细胞和白血病干细胞（LSCs）通过自分泌和旁分泌 IL-8 持续激活其质膜表面的 *CXCR1* 和 *CXCR2*。体内外敲减该通路或使用小分子拮抗剂（如 Reparixin）能显著阻断 LSC 的克隆形成和自我更新能力，并协同增敏阿糖胞苷等常规化疗药。</w:t>
+        <w:t>AML 原始细胞和白血病干细胞（LSCs）通过自分泌和旁分泌 IL-8 持续激活其质膜表面的 *CXCR1* 和 *CXCR2*。体内外敲减该通路或使用小分子拮抗剂（如 CXCR2 选择性拮抗剂）能显著阻断 LSC 的克隆形成和自我更新能力，并协同增敏阿糖胞苷等常规化疗药。</w:t>
       </w:r>
     </w:p>
     <w:p>
@@ -2697,17 +2697,17 @@
         <w:t>文献来源</w:t>
       </w:r>
       <w:r>
-        <w:t xml:space="preserve">：PMID: 25140502 ( </w:t>
+        <w:t xml:space="preserve">：PMID: 25810490 ( </w:t>
       </w:r>
       <w:r>
         <w:rPr>
           <w:color w:val="2E75B6"/>
           <w:u w:val="single"/>
         </w:rPr>
-        <w:t>https://pubmed.ncbi.nlm.nih.gov/25140502/</w:t>
-      </w:r>
-      <w:r>
-        <w:t xml:space="preserve"> ) (Title: *Targeting the IL-8/CXCR1/2 pathway inhibits leukemia stem cell activity in acute myeloid leukemia*)</w:t>
+        <w:t>https://pubmed.ncbi.nlm.nih.gov/25810490/</w:t>
+      </w:r>
+      <w:r>
+        <w:t xml:space="preserve"> ) (Title: *IL8-CXCR2 pathway inhibition as a therapeutic strategy against MDS and AML stem cells*)</w:t>
       </w:r>
     </w:p>
     <w:p>
@@ -2734,7 +2734,7 @@
         <w:ind w:left="720"/>
       </w:pPr>
       <w:r>
-        <w:t>介导实体瘤（如黑色素瘤）细胞定向骨转移、血管生成以及招募髓系抑制性细胞（MDSCs）浸润。</w:t>
+        <w:t>作为经典的趋化因子受体，在黑色素瘤、乳腺癌中介导通路促肿瘤迁移，促进血管生成和骨髓微环境浸润。</w:t>
       </w:r>
     </w:p>
     <w:p>
@@ -2751,17 +2751,17 @@
         <w:t>文献来源</w:t>
       </w:r>
       <w:r>
-        <w:t xml:space="preserve">：PMID: 18238382 ( </w:t>
+        <w:t xml:space="preserve">：PMID: 18980965 ( </w:t>
       </w:r>
       <w:r>
         <w:rPr>
           <w:color w:val="2E75B6"/>
           <w:u w:val="single"/>
         </w:rPr>
-        <w:t>https://pubmed.ncbi.nlm.nih.gov/18238382/</w:t>
-      </w:r>
-      <w:r>
-        <w:t xml:space="preserve"> ) (Title: *Chemokine receptors CXCR1 and CXCR2 in cancer progression and metastasis*)</w:t>
+        <w:t>https://pubmed.ncbi.nlm.nih.gov/18980965/</w:t>
+      </w:r>
+      <w:r>
+        <w:t xml:space="preserve"> ) (Title: *The Interleukin-8 Pathway in Cancer*)</w:t>
       </w:r>
     </w:p>
     <w:p>
@@ -2940,17 +2940,17 @@
         <w:t>文献来源</w:t>
       </w:r>
       <w:r>
-        <w:t xml:space="preserve">：PMID: 11238382 ( </w:t>
+        <w:t xml:space="preserve">：PMID: 1698311 ( </w:t>
       </w:r>
       <w:r>
         <w:rPr>
           <w:color w:val="2E75B6"/>
           <w:u w:val="single"/>
         </w:rPr>
-        <w:t>https://pubmed.ncbi.nlm.nih.gov/11238382/</w:t>
-      </w:r>
-      <w:r>
-        <w:t xml:space="preserve"> ) (Title: *CD14 is a receptor for lipid A and lipopolysaccharide*)</w:t>
+        <w:t>https://pubmed.ncbi.nlm.nih.gov/1698311/</w:t>
+      </w:r>
+      <w:r>
+        <w:t xml:space="preserve"> ) (Title: *CD14, a receptor for complexes of lipopolysaccharide (LPS) and LPS binding protein*)</w:t>
       </w:r>
     </w:p>
     <w:p>

--- a/Week5/project_description_week5.docx
+++ b/Week5/project_description_week5.docx
@@ -2886,17 +2886,17 @@
         <w:t>文献来源</w:t>
       </w:r>
       <w:r>
-        <w:t xml:space="preserve">：PMID: 34298132 ( </w:t>
+        <w:t xml:space="preserve">：PMID: 31974170 ( </w:t>
       </w:r>
       <w:r>
         <w:rPr>
           <w:color w:val="2E75B6"/>
           <w:u w:val="single"/>
         </w:rPr>
-        <w:t>https://pubmed.ncbi.nlm.nih.gov/34298132/</w:t>
-      </w:r>
-      <w:r>
-        <w:t xml:space="preserve"> ) (Title: *Monocyte-like AML cells harbor resistance to BCL2-inhibition via a specific microenvironmental niche*)</w:t>
+        <w:t>https://pubmed.ncbi.nlm.nih.gov/31974170/</w:t>
+      </w:r>
+      <w:r>
+        <w:t xml:space="preserve"> ) (Title: *Monocytic Subclones Confer Resistance to Venetoclax-Based Therapy in Patients with Acute Myeloid Leukemia*)</w:t>
       </w:r>
     </w:p>
     <w:p>
